--- a/KHBD_Tin_học/Lớp_4/Tuần_09/De_on_tap_DGDK1_Tin_hoc_Lop_4.docx
+++ b/KHBD_Tin_học/Lớp_4/Tuần_09/De_on_tap_DGDK1_Tin_hoc_Lop_4.docx
@@ -1532,6 +1532,7 @@
     </w:p>
     <w:p>
       <w:pPr>
+        <w:keepNext/>
         <w:spacing w:before="80" w:after="40" w:line="276" w:lineRule="auto"/>
         <w:jc w:val="left"/>
       </w:pPr>
@@ -1548,38 +1549,74 @@
     </w:p>
     <w:p>
       <w:pPr>
+        <w:keepNext/>
         <w:spacing w:before="0" w:after="20" w:line="276" w:lineRule="auto"/>
-        <w:jc w:val="left"/>
-      </w:pPr>
-      <w:r>
-        <w:rPr>
-          <w:rFonts w:ascii="Times New Roman" w:hAnsi="Times New Roman"/>
-          <w:b w:val="0"/>
-          <w:i w:val="0"/>
-          <w:sz w:val="24"/>
-          <w:rFonts w:ascii="Times New Roman" w:hAnsi="Times New Roman" w:cs="Times New Roman"/>
-        </w:rPr>
-        <w:t xml:space="preserve">    A. Là các chương trình cài đặt trong máy tính         B. Là các bộ phận vật lí có thể nhìn thấy và chạm vào được</w:t>
-      </w:r>
-    </w:p>
-    <w:p>
-      <w:pPr>
-        <w:spacing w:before="0" w:after="40" w:line="276" w:lineRule="auto"/>
-        <w:jc w:val="left"/>
-      </w:pPr>
-      <w:r>
-        <w:rPr>
-          <w:rFonts w:ascii="Times New Roman" w:hAnsi="Times New Roman"/>
-          <w:b w:val="0"/>
-          <w:i w:val="0"/>
-          <w:sz w:val="24"/>
-          <w:rFonts w:ascii="Times New Roman" w:hAnsi="Times New Roman" w:cs="Times New Roman"/>
-        </w:rPr>
-        <w:t xml:space="preserve">    C. Là hệ điều hành Windows         D. Là các trò chơi trên máy tính</w:t>
-      </w:r>
-    </w:p>
-    <w:p>
-      <w:pPr>
+        <w:ind w:left="360"/>
+      </w:pPr>
+      <w:r>
+        <w:rPr>
+          <w:rFonts w:ascii="Times New Roman" w:hAnsi="Times New Roman"/>
+          <w:b w:val="0"/>
+          <w:i w:val="0"/>
+          <w:sz w:val="24"/>
+          <w:rFonts w:ascii="Times New Roman" w:hAnsi="Times New Roman" w:cs="Times New Roman"/>
+        </w:rPr>
+        <w:t>A. Là các chương trình cài đặt trong máy tính</w:t>
+      </w:r>
+    </w:p>
+    <w:p>
+      <w:pPr>
+        <w:keepNext/>
+        <w:spacing w:before="0" w:after="20" w:line="276" w:lineRule="auto"/>
+        <w:ind w:left="360"/>
+      </w:pPr>
+      <w:r>
+        <w:rPr>
+          <w:rFonts w:ascii="Times New Roman" w:hAnsi="Times New Roman"/>
+          <w:b w:val="0"/>
+          <w:i w:val="0"/>
+          <w:sz w:val="24"/>
+          <w:rFonts w:ascii="Times New Roman" w:hAnsi="Times New Roman" w:cs="Times New Roman"/>
+        </w:rPr>
+        <w:t>B. Là các bộ phận vật lí có thể nhìn thấy và chạm vào được</w:t>
+      </w:r>
+    </w:p>
+    <w:p>
+      <w:pPr>
+        <w:keepNext/>
+        <w:spacing w:before="0" w:after="20" w:line="276" w:lineRule="auto"/>
+        <w:ind w:left="360"/>
+      </w:pPr>
+      <w:r>
+        <w:rPr>
+          <w:rFonts w:ascii="Times New Roman" w:hAnsi="Times New Roman"/>
+          <w:b w:val="0"/>
+          <w:i w:val="0"/>
+          <w:sz w:val="24"/>
+          <w:rFonts w:ascii="Times New Roman" w:hAnsi="Times New Roman" w:cs="Times New Roman"/>
+        </w:rPr>
+        <w:t>C. Là hệ điều hành Windows</w:t>
+      </w:r>
+    </w:p>
+    <w:p>
+      <w:pPr>
+        <w:spacing w:before="0" w:after="50" w:line="276" w:lineRule="auto"/>
+        <w:ind w:left="360"/>
+      </w:pPr>
+      <w:r>
+        <w:rPr>
+          <w:rFonts w:ascii="Times New Roman" w:hAnsi="Times New Roman"/>
+          <w:b w:val="0"/>
+          <w:i w:val="0"/>
+          <w:sz w:val="24"/>
+          <w:rFonts w:ascii="Times New Roman" w:hAnsi="Times New Roman" w:cs="Times New Roman"/>
+        </w:rPr>
+        <w:t>D. Là các trò chơi trên máy tính</w:t>
+      </w:r>
+    </w:p>
+    <w:p>
+      <w:pPr>
+        <w:keepNext/>
         <w:spacing w:before="80" w:after="40" w:line="276" w:lineRule="auto"/>
         <w:jc w:val="left"/>
       </w:pPr>
@@ -1596,38 +1633,74 @@
     </w:p>
     <w:p>
       <w:pPr>
+        <w:keepNext/>
         <w:spacing w:before="0" w:after="20" w:line="276" w:lineRule="auto"/>
-        <w:jc w:val="left"/>
-      </w:pPr>
-      <w:r>
-        <w:rPr>
-          <w:rFonts w:ascii="Times New Roman" w:hAnsi="Times New Roman"/>
-          <w:b w:val="0"/>
-          <w:i w:val="0"/>
-          <w:sz w:val="24"/>
-          <w:rFonts w:ascii="Times New Roman" w:hAnsi="Times New Roman" w:cs="Times New Roman"/>
-        </w:rPr>
-        <w:t xml:space="preserve">    A. Là các thiết bị ngoại vi         B. Là bàn phím và chuột</w:t>
-      </w:r>
-    </w:p>
-    <w:p>
-      <w:pPr>
-        <w:spacing w:before="0" w:after="40" w:line="276" w:lineRule="auto"/>
-        <w:jc w:val="left"/>
-      </w:pPr>
-      <w:r>
-        <w:rPr>
-          <w:rFonts w:ascii="Times New Roman" w:hAnsi="Times New Roman"/>
-          <w:b w:val="0"/>
-          <w:i w:val="0"/>
-          <w:sz w:val="24"/>
-          <w:rFonts w:ascii="Times New Roman" w:hAnsi="Times New Roman" w:cs="Times New Roman"/>
-        </w:rPr>
-        <w:t xml:space="preserve">    C. Là các chương trình giúp máy tính hoạt động và thực hiện công việc         D. Là dây cáp kết nối</w:t>
-      </w:r>
-    </w:p>
-    <w:p>
-      <w:pPr>
+        <w:ind w:left="360"/>
+      </w:pPr>
+      <w:r>
+        <w:rPr>
+          <w:rFonts w:ascii="Times New Roman" w:hAnsi="Times New Roman"/>
+          <w:b w:val="0"/>
+          <w:i w:val="0"/>
+          <w:sz w:val="24"/>
+          <w:rFonts w:ascii="Times New Roman" w:hAnsi="Times New Roman" w:cs="Times New Roman"/>
+        </w:rPr>
+        <w:t>A. Là các thiết bị ngoại vi</w:t>
+      </w:r>
+    </w:p>
+    <w:p>
+      <w:pPr>
+        <w:keepNext/>
+        <w:spacing w:before="0" w:after="20" w:line="276" w:lineRule="auto"/>
+        <w:ind w:left="360"/>
+      </w:pPr>
+      <w:r>
+        <w:rPr>
+          <w:rFonts w:ascii="Times New Roman" w:hAnsi="Times New Roman"/>
+          <w:b w:val="0"/>
+          <w:i w:val="0"/>
+          <w:sz w:val="24"/>
+          <w:rFonts w:ascii="Times New Roman" w:hAnsi="Times New Roman" w:cs="Times New Roman"/>
+        </w:rPr>
+        <w:t>B. Là bàn phím và chuột</w:t>
+      </w:r>
+    </w:p>
+    <w:p>
+      <w:pPr>
+        <w:keepNext/>
+        <w:spacing w:before="0" w:after="20" w:line="276" w:lineRule="auto"/>
+        <w:ind w:left="360"/>
+      </w:pPr>
+      <w:r>
+        <w:rPr>
+          <w:rFonts w:ascii="Times New Roman" w:hAnsi="Times New Roman"/>
+          <w:b w:val="0"/>
+          <w:i w:val="0"/>
+          <w:sz w:val="24"/>
+          <w:rFonts w:ascii="Times New Roman" w:hAnsi="Times New Roman" w:cs="Times New Roman"/>
+        </w:rPr>
+        <w:t>C. Là các chương trình giúp máy tính hoạt động và thực hiện công việc</w:t>
+      </w:r>
+    </w:p>
+    <w:p>
+      <w:pPr>
+        <w:spacing w:before="0" w:after="50" w:line="276" w:lineRule="auto"/>
+        <w:ind w:left="360"/>
+      </w:pPr>
+      <w:r>
+        <w:rPr>
+          <w:rFonts w:ascii="Times New Roman" w:hAnsi="Times New Roman"/>
+          <w:b w:val="0"/>
+          <w:i w:val="0"/>
+          <w:sz w:val="24"/>
+          <w:rFonts w:ascii="Times New Roman" w:hAnsi="Times New Roman" w:cs="Times New Roman"/>
+        </w:rPr>
+        <w:t>D. Là dây cáp kết nối</w:t>
+      </w:r>
+    </w:p>
+    <w:p>
+      <w:pPr>
+        <w:keepNext/>
         <w:spacing w:before="80" w:after="40" w:line="276" w:lineRule="auto"/>
         <w:jc w:val="left"/>
       </w:pPr>
@@ -1644,38 +1717,35 @@
     </w:p>
     <w:p>
       <w:pPr>
-        <w:spacing w:before="0" w:after="20" w:line="276" w:lineRule="auto"/>
-        <w:jc w:val="left"/>
-      </w:pPr>
-      <w:r>
-        <w:rPr>
-          <w:rFonts w:ascii="Times New Roman" w:hAnsi="Times New Roman"/>
-          <w:b w:val="0"/>
-          <w:i w:val="0"/>
-          <w:sz w:val="24"/>
-          <w:rFonts w:ascii="Times New Roman" w:hAnsi="Times New Roman" w:cs="Times New Roman"/>
-        </w:rPr>
-        <w:t xml:space="preserve">    A. Màn hình         B. Loa</w:t>
-      </w:r>
-    </w:p>
-    <w:p>
-      <w:pPr>
-        <w:spacing w:before="0" w:after="40" w:line="276" w:lineRule="auto"/>
-        <w:jc w:val="left"/>
-      </w:pPr>
-      <w:r>
-        <w:rPr>
-          <w:rFonts w:ascii="Times New Roman" w:hAnsi="Times New Roman"/>
-          <w:b w:val="0"/>
-          <w:i w:val="0"/>
-          <w:sz w:val="24"/>
-          <w:rFonts w:ascii="Times New Roman" w:hAnsi="Times New Roman" w:cs="Times New Roman"/>
-        </w:rPr>
-        <w:t xml:space="preserve">    C. Bàn phím         D. Máy in</w:t>
-      </w:r>
-    </w:p>
-    <w:p>
-      <w:pPr>
+        <w:tabs>
+          <w:tab w:pos="360" w:val="left"/>
+          <w:tab w:pos="2664" w:val="left"/>
+          <w:tab w:pos="4968" w:val="left"/>
+          <w:tab w:pos="7272" w:val="left"/>
+        </w:tabs>
+        <w:spacing w:before="0" w:after="50" w:line="276" w:lineRule="auto"/>
+      </w:pPr>
+      <w:r>
+        <w:rPr>
+          <w:rFonts w:ascii="Times New Roman" w:hAnsi="Times New Roman"/>
+          <w:b w:val="0"/>
+          <w:i w:val="0"/>
+          <w:sz w:val="24"/>
+          <w:rFonts w:ascii="Times New Roman" w:hAnsi="Times New Roman" w:cs="Times New Roman"/>
+        </w:rPr>
+        <w:tab/>
+        <w:t>A. Màn hình</w:t>
+        <w:tab/>
+        <w:t>B. Loa</w:t>
+        <w:tab/>
+        <w:t>C. Bàn phím</w:t>
+        <w:tab/>
+        <w:t>D. Máy in</w:t>
+      </w:r>
+    </w:p>
+    <w:p>
+      <w:pPr>
+        <w:keepNext/>
         <w:spacing w:before="80" w:after="40" w:line="276" w:lineRule="auto"/>
         <w:jc w:val="left"/>
       </w:pPr>
@@ -1692,38 +1762,52 @@
     </w:p>
     <w:p>
       <w:pPr>
+        <w:keepNext/>
+        <w:tabs>
+          <w:tab w:pos="360" w:val="left"/>
+          <w:tab w:pos="5112" w:val="left"/>
+        </w:tabs>
         <w:spacing w:before="0" w:after="20" w:line="276" w:lineRule="auto"/>
-        <w:jc w:val="left"/>
-      </w:pPr>
-      <w:r>
-        <w:rPr>
-          <w:rFonts w:ascii="Times New Roman" w:hAnsi="Times New Roman"/>
-          <w:b w:val="0"/>
-          <w:i w:val="0"/>
-          <w:sz w:val="24"/>
-          <w:rFonts w:ascii="Times New Roman" w:hAnsi="Times New Roman" w:cs="Times New Roman"/>
-        </w:rPr>
-        <w:t xml:space="preserve">    A. Chuột         B. Bàn phím</w:t>
-      </w:r>
-    </w:p>
-    <w:p>
-      <w:pPr>
-        <w:spacing w:before="0" w:after="40" w:line="276" w:lineRule="auto"/>
-        <w:jc w:val="left"/>
-      </w:pPr>
-      <w:r>
-        <w:rPr>
-          <w:rFonts w:ascii="Times New Roman" w:hAnsi="Times New Roman"/>
-          <w:b w:val="0"/>
-          <w:i w:val="0"/>
-          <w:sz w:val="24"/>
-          <w:rFonts w:ascii="Times New Roman" w:hAnsi="Times New Roman" w:cs="Times New Roman"/>
-        </w:rPr>
-        <w:t xml:space="preserve">    C. Máy quét (Scanner)         D. Máy in (Printer)</w:t>
-      </w:r>
-    </w:p>
-    <w:p>
-      <w:pPr>
+      </w:pPr>
+      <w:r>
+        <w:rPr>
+          <w:rFonts w:ascii="Times New Roman" w:hAnsi="Times New Roman"/>
+          <w:b w:val="0"/>
+          <w:i w:val="0"/>
+          <w:sz w:val="24"/>
+          <w:rFonts w:ascii="Times New Roman" w:hAnsi="Times New Roman" w:cs="Times New Roman"/>
+        </w:rPr>
+        <w:tab/>
+        <w:t>A. Chuột</w:t>
+        <w:tab/>
+        <w:t>B. Bàn phím</w:t>
+      </w:r>
+    </w:p>
+    <w:p>
+      <w:pPr>
+        <w:tabs>
+          <w:tab w:pos="360" w:val="left"/>
+          <w:tab w:pos="5112" w:val="left"/>
+        </w:tabs>
+        <w:spacing w:before="0" w:after="50" w:line="276" w:lineRule="auto"/>
+      </w:pPr>
+      <w:r>
+        <w:rPr>
+          <w:rFonts w:ascii="Times New Roman" w:hAnsi="Times New Roman"/>
+          <w:b w:val="0"/>
+          <w:i w:val="0"/>
+          <w:sz w:val="24"/>
+          <w:rFonts w:ascii="Times New Roman" w:hAnsi="Times New Roman" w:cs="Times New Roman"/>
+        </w:rPr>
+        <w:tab/>
+        <w:t>C. Máy quét (Scanner)</w:t>
+        <w:tab/>
+        <w:t>D. Máy in (Printer)</w:t>
+      </w:r>
+    </w:p>
+    <w:p>
+      <w:pPr>
+        <w:keepNext/>
         <w:spacing w:before="80" w:after="40" w:line="276" w:lineRule="auto"/>
         <w:jc w:val="left"/>
       </w:pPr>
@@ -1740,38 +1824,52 @@
     </w:p>
     <w:p>
       <w:pPr>
+        <w:keepNext/>
+        <w:tabs>
+          <w:tab w:pos="360" w:val="left"/>
+          <w:tab w:pos="5112" w:val="left"/>
+        </w:tabs>
         <w:spacing w:before="0" w:after="20" w:line="276" w:lineRule="auto"/>
-        <w:jc w:val="left"/>
-      </w:pPr>
-      <w:r>
-        <w:rPr>
-          <w:rFonts w:ascii="Times New Roman" w:hAnsi="Times New Roman"/>
-          <w:b w:val="0"/>
-          <w:i w:val="0"/>
-          <w:sz w:val="24"/>
-          <w:rFonts w:ascii="Times New Roman" w:hAnsi="Times New Roman" w:cs="Times New Roman"/>
-        </w:rPr>
-        <w:t xml:space="preserve">    A. Central Processing Unit         B. Computer Personal Unit</w:t>
-      </w:r>
-    </w:p>
-    <w:p>
-      <w:pPr>
-        <w:spacing w:before="0" w:after="40" w:line="276" w:lineRule="auto"/>
-        <w:jc w:val="left"/>
-      </w:pPr>
-      <w:r>
-        <w:rPr>
-          <w:rFonts w:ascii="Times New Roman" w:hAnsi="Times New Roman"/>
-          <w:b w:val="0"/>
-          <w:i w:val="0"/>
-          <w:sz w:val="24"/>
-          <w:rFonts w:ascii="Times New Roman" w:hAnsi="Times New Roman" w:cs="Times New Roman"/>
-        </w:rPr>
-        <w:t xml:space="preserve">    C. Central Power Unit         D. Computer Program Utility</w:t>
-      </w:r>
-    </w:p>
-    <w:p>
-      <w:pPr>
+      </w:pPr>
+      <w:r>
+        <w:rPr>
+          <w:rFonts w:ascii="Times New Roman" w:hAnsi="Times New Roman"/>
+          <w:b w:val="0"/>
+          <w:i w:val="0"/>
+          <w:sz w:val="24"/>
+          <w:rFonts w:ascii="Times New Roman" w:hAnsi="Times New Roman" w:cs="Times New Roman"/>
+        </w:rPr>
+        <w:tab/>
+        <w:t>A. Central Processing Unit</w:t>
+        <w:tab/>
+        <w:t>B. Computer Personal Unit</w:t>
+      </w:r>
+    </w:p>
+    <w:p>
+      <w:pPr>
+        <w:tabs>
+          <w:tab w:pos="360" w:val="left"/>
+          <w:tab w:pos="5112" w:val="left"/>
+        </w:tabs>
+        <w:spacing w:before="0" w:after="50" w:line="276" w:lineRule="auto"/>
+      </w:pPr>
+      <w:r>
+        <w:rPr>
+          <w:rFonts w:ascii="Times New Roman" w:hAnsi="Times New Roman"/>
+          <w:b w:val="0"/>
+          <w:i w:val="0"/>
+          <w:sz w:val="24"/>
+          <w:rFonts w:ascii="Times New Roman" w:hAnsi="Times New Roman" w:cs="Times New Roman"/>
+        </w:rPr>
+        <w:tab/>
+        <w:t>C. Central Power Unit</w:t>
+        <w:tab/>
+        <w:t>D. Computer Program Utility</w:t>
+      </w:r>
+    </w:p>
+    <w:p>
+      <w:pPr>
+        <w:keepNext/>
         <w:spacing w:before="80" w:after="40" w:line="276" w:lineRule="auto"/>
         <w:jc w:val="left"/>
       </w:pPr>
@@ -1788,38 +1886,52 @@
     </w:p>
     <w:p>
       <w:pPr>
+        <w:keepNext/>
+        <w:tabs>
+          <w:tab w:pos="360" w:val="left"/>
+          <w:tab w:pos="5112" w:val="left"/>
+        </w:tabs>
         <w:spacing w:before="0" w:after="20" w:line="276" w:lineRule="auto"/>
-        <w:jc w:val="left"/>
-      </w:pPr>
-      <w:r>
-        <w:rPr>
-          <w:rFonts w:ascii="Times New Roman" w:hAnsi="Times New Roman"/>
-          <w:b w:val="0"/>
-          <w:i w:val="0"/>
-          <w:sz w:val="24"/>
-          <w:rFonts w:ascii="Times New Roman" w:hAnsi="Times New Roman" w:cs="Times New Roman"/>
-        </w:rPr>
-        <w:t xml:space="preserve">    A. Thiết bị nhập         B. Thiết bị xuất</w:t>
-      </w:r>
-    </w:p>
-    <w:p>
-      <w:pPr>
-        <w:spacing w:before="0" w:after="40" w:line="276" w:lineRule="auto"/>
-        <w:jc w:val="left"/>
-      </w:pPr>
-      <w:r>
-        <w:rPr>
-          <w:rFonts w:ascii="Times New Roman" w:hAnsi="Times New Roman"/>
-          <w:b w:val="0"/>
-          <w:i w:val="0"/>
-          <w:sz w:val="24"/>
-          <w:rFonts w:ascii="Times New Roman" w:hAnsi="Times New Roman" w:cs="Times New Roman"/>
-        </w:rPr>
-        <w:t xml:space="preserve">    C. Thiết bị lưu trữ         D. Thiết bị xử lí</w:t>
-      </w:r>
-    </w:p>
-    <w:p>
-      <w:pPr>
+      </w:pPr>
+      <w:r>
+        <w:rPr>
+          <w:rFonts w:ascii="Times New Roman" w:hAnsi="Times New Roman"/>
+          <w:b w:val="0"/>
+          <w:i w:val="0"/>
+          <w:sz w:val="24"/>
+          <w:rFonts w:ascii="Times New Roman" w:hAnsi="Times New Roman" w:cs="Times New Roman"/>
+        </w:rPr>
+        <w:tab/>
+        <w:t>A. Thiết bị nhập</w:t>
+        <w:tab/>
+        <w:t>B. Thiết bị xuất</w:t>
+      </w:r>
+    </w:p>
+    <w:p>
+      <w:pPr>
+        <w:tabs>
+          <w:tab w:pos="360" w:val="left"/>
+          <w:tab w:pos="5112" w:val="left"/>
+        </w:tabs>
+        <w:spacing w:before="0" w:after="50" w:line="276" w:lineRule="auto"/>
+      </w:pPr>
+      <w:r>
+        <w:rPr>
+          <w:rFonts w:ascii="Times New Roman" w:hAnsi="Times New Roman"/>
+          <w:b w:val="0"/>
+          <w:i w:val="0"/>
+          <w:sz w:val="24"/>
+          <w:rFonts w:ascii="Times New Roman" w:hAnsi="Times New Roman" w:cs="Times New Roman"/>
+        </w:rPr>
+        <w:tab/>
+        <w:t>C. Thiết bị lưu trữ</w:t>
+        <w:tab/>
+        <w:t>D. Thiết bị xử lí</w:t>
+      </w:r>
+    </w:p>
+    <w:p>
+      <w:pPr>
+        <w:keepNext/>
         <w:spacing w:before="80" w:after="40" w:line="276" w:lineRule="auto"/>
         <w:jc w:val="left"/>
       </w:pPr>
@@ -1836,38 +1948,52 @@
     </w:p>
     <w:p>
       <w:pPr>
+        <w:keepNext/>
+        <w:tabs>
+          <w:tab w:pos="360" w:val="left"/>
+          <w:tab w:pos="5112" w:val="left"/>
+        </w:tabs>
         <w:spacing w:before="0" w:after="20" w:line="276" w:lineRule="auto"/>
-        <w:jc w:val="left"/>
-      </w:pPr>
-      <w:r>
-        <w:rPr>
-          <w:rFonts w:ascii="Times New Roman" w:hAnsi="Times New Roman"/>
-          <w:b w:val="0"/>
-          <w:i w:val="0"/>
-          <w:sz w:val="24"/>
-          <w:rFonts w:ascii="Times New Roman" w:hAnsi="Times New Roman" w:cs="Times New Roman"/>
-        </w:rPr>
-        <w:t xml:space="preserve">    A. Paint         B. Microsoft Word</w:t>
-      </w:r>
-    </w:p>
-    <w:p>
-      <w:pPr>
-        <w:spacing w:before="0" w:after="40" w:line="276" w:lineRule="auto"/>
-        <w:jc w:val="left"/>
-      </w:pPr>
-      <w:r>
-        <w:rPr>
-          <w:rFonts w:ascii="Times New Roman" w:hAnsi="Times New Roman"/>
-          <w:b w:val="0"/>
-          <w:i w:val="0"/>
-          <w:sz w:val="24"/>
-          <w:rFonts w:ascii="Times New Roman" w:hAnsi="Times New Roman" w:cs="Times New Roman"/>
-        </w:rPr>
-        <w:t xml:space="preserve">    C. Calculator         D. Chrome</w:t>
-      </w:r>
-    </w:p>
-    <w:p>
-      <w:pPr>
+      </w:pPr>
+      <w:r>
+        <w:rPr>
+          <w:rFonts w:ascii="Times New Roman" w:hAnsi="Times New Roman"/>
+          <w:b w:val="0"/>
+          <w:i w:val="0"/>
+          <w:sz w:val="24"/>
+          <w:rFonts w:ascii="Times New Roman" w:hAnsi="Times New Roman" w:cs="Times New Roman"/>
+        </w:rPr>
+        <w:tab/>
+        <w:t>A. Paint</w:t>
+        <w:tab/>
+        <w:t>B. Microsoft Word</w:t>
+      </w:r>
+    </w:p>
+    <w:p>
+      <w:pPr>
+        <w:tabs>
+          <w:tab w:pos="360" w:val="left"/>
+          <w:tab w:pos="5112" w:val="left"/>
+        </w:tabs>
+        <w:spacing w:before="0" w:after="50" w:line="276" w:lineRule="auto"/>
+      </w:pPr>
+      <w:r>
+        <w:rPr>
+          <w:rFonts w:ascii="Times New Roman" w:hAnsi="Times New Roman"/>
+          <w:b w:val="0"/>
+          <w:i w:val="0"/>
+          <w:sz w:val="24"/>
+          <w:rFonts w:ascii="Times New Roman" w:hAnsi="Times New Roman" w:cs="Times New Roman"/>
+        </w:rPr>
+        <w:tab/>
+        <w:t>C. Calculator</w:t>
+        <w:tab/>
+        <w:t>D. Chrome</w:t>
+      </w:r>
+    </w:p>
+    <w:p>
+      <w:pPr>
+        <w:keepNext/>
         <w:spacing w:before="80" w:after="40" w:line="276" w:lineRule="auto"/>
         <w:jc w:val="left"/>
       </w:pPr>
@@ -1884,38 +2010,74 @@
     </w:p>
     <w:p>
       <w:pPr>
+        <w:keepNext/>
         <w:spacing w:before="0" w:after="20" w:line="276" w:lineRule="auto"/>
-        <w:jc w:val="left"/>
-      </w:pPr>
-      <w:r>
-        <w:rPr>
-          <w:rFonts w:ascii="Times New Roman" w:hAnsi="Times New Roman"/>
-          <w:b w:val="0"/>
-          <w:i w:val="0"/>
-          <w:sz w:val="24"/>
-          <w:rFonts w:ascii="Times New Roman" w:hAnsi="Times New Roman" w:cs="Times New Roman"/>
-        </w:rPr>
-        <w:t xml:space="preserve">    A. Lưu trữ dữ liệu vĩnh viễn         B. Lưu trữ dữ liệu tạm thời khi máy đang hoạt động</w:t>
-      </w:r>
-    </w:p>
-    <w:p>
-      <w:pPr>
-        <w:spacing w:before="0" w:after="40" w:line="276" w:lineRule="auto"/>
-        <w:jc w:val="left"/>
-      </w:pPr>
-      <w:r>
-        <w:rPr>
-          <w:rFonts w:ascii="Times New Roman" w:hAnsi="Times New Roman"/>
-          <w:b w:val="0"/>
-          <w:i w:val="0"/>
-          <w:sz w:val="24"/>
-          <w:rFonts w:ascii="Times New Roman" w:hAnsi="Times New Roman" w:cs="Times New Roman"/>
-        </w:rPr>
-        <w:t xml:space="preserve">    C. Hiển thị hình ảnh         D. Kết nối Internet</w:t>
-      </w:r>
-    </w:p>
-    <w:p>
-      <w:pPr>
+        <w:ind w:left="360"/>
+      </w:pPr>
+      <w:r>
+        <w:rPr>
+          <w:rFonts w:ascii="Times New Roman" w:hAnsi="Times New Roman"/>
+          <w:b w:val="0"/>
+          <w:i w:val="0"/>
+          <w:sz w:val="24"/>
+          <w:rFonts w:ascii="Times New Roman" w:hAnsi="Times New Roman" w:cs="Times New Roman"/>
+        </w:rPr>
+        <w:t>A. Lưu trữ dữ liệu vĩnh viễn</w:t>
+      </w:r>
+    </w:p>
+    <w:p>
+      <w:pPr>
+        <w:keepNext/>
+        <w:spacing w:before="0" w:after="20" w:line="276" w:lineRule="auto"/>
+        <w:ind w:left="360"/>
+      </w:pPr>
+      <w:r>
+        <w:rPr>
+          <w:rFonts w:ascii="Times New Roman" w:hAnsi="Times New Roman"/>
+          <w:b w:val="0"/>
+          <w:i w:val="0"/>
+          <w:sz w:val="24"/>
+          <w:rFonts w:ascii="Times New Roman" w:hAnsi="Times New Roman" w:cs="Times New Roman"/>
+        </w:rPr>
+        <w:t>B. Lưu trữ dữ liệu tạm thời khi máy đang hoạt động</w:t>
+      </w:r>
+    </w:p>
+    <w:p>
+      <w:pPr>
+        <w:keepNext/>
+        <w:spacing w:before="0" w:after="20" w:line="276" w:lineRule="auto"/>
+        <w:ind w:left="360"/>
+      </w:pPr>
+      <w:r>
+        <w:rPr>
+          <w:rFonts w:ascii="Times New Roman" w:hAnsi="Times New Roman"/>
+          <w:b w:val="0"/>
+          <w:i w:val="0"/>
+          <w:sz w:val="24"/>
+          <w:rFonts w:ascii="Times New Roman" w:hAnsi="Times New Roman" w:cs="Times New Roman"/>
+        </w:rPr>
+        <w:t>C. Hiển thị hình ảnh</w:t>
+      </w:r>
+    </w:p>
+    <w:p>
+      <w:pPr>
+        <w:spacing w:before="0" w:after="50" w:line="276" w:lineRule="auto"/>
+        <w:ind w:left="360"/>
+      </w:pPr>
+      <w:r>
+        <w:rPr>
+          <w:rFonts w:ascii="Times New Roman" w:hAnsi="Times New Roman"/>
+          <w:b w:val="0"/>
+          <w:i w:val="0"/>
+          <w:sz w:val="24"/>
+          <w:rFonts w:ascii="Times New Roman" w:hAnsi="Times New Roman" w:cs="Times New Roman"/>
+        </w:rPr>
+        <w:t>D. Kết nối Internet</w:t>
+      </w:r>
+    </w:p>
+    <w:p>
+      <w:pPr>
+        <w:keepNext/>
         <w:spacing w:before="80" w:after="40" w:line="276" w:lineRule="auto"/>
         <w:jc w:val="left"/>
       </w:pPr>
@@ -1932,38 +2094,52 @@
     </w:p>
     <w:p>
       <w:pPr>
+        <w:keepNext/>
+        <w:tabs>
+          <w:tab w:pos="360" w:val="left"/>
+          <w:tab w:pos="5112" w:val="left"/>
+        </w:tabs>
         <w:spacing w:before="0" w:after="20" w:line="276" w:lineRule="auto"/>
-        <w:jc w:val="left"/>
-      </w:pPr>
-      <w:r>
-        <w:rPr>
-          <w:rFonts w:ascii="Times New Roman" w:hAnsi="Times New Roman"/>
-          <w:b w:val="0"/>
-          <w:i w:val="0"/>
-          <w:sz w:val="24"/>
-          <w:rFonts w:ascii="Times New Roman" w:hAnsi="Times New Roman" w:cs="Times New Roman"/>
-        </w:rPr>
-        <w:t xml:space="preserve">    A. Phần cứng         B. Thiết bị ngoại vi</w:t>
-      </w:r>
-    </w:p>
-    <w:p>
-      <w:pPr>
-        <w:spacing w:before="0" w:after="40" w:line="276" w:lineRule="auto"/>
-        <w:jc w:val="left"/>
-      </w:pPr>
-      <w:r>
-        <w:rPr>
-          <w:rFonts w:ascii="Times New Roman" w:hAnsi="Times New Roman"/>
-          <w:b w:val="0"/>
-          <w:i w:val="0"/>
-          <w:sz w:val="24"/>
-          <w:rFonts w:ascii="Times New Roman" w:hAnsi="Times New Roman" w:cs="Times New Roman"/>
-        </w:rPr>
-        <w:t xml:space="preserve">    C. Phần mềm hệ thống         D. Thiết bị lưu trữ</w:t>
-      </w:r>
-    </w:p>
-    <w:p>
-      <w:pPr>
+      </w:pPr>
+      <w:r>
+        <w:rPr>
+          <w:rFonts w:ascii="Times New Roman" w:hAnsi="Times New Roman"/>
+          <w:b w:val="0"/>
+          <w:i w:val="0"/>
+          <w:sz w:val="24"/>
+          <w:rFonts w:ascii="Times New Roman" w:hAnsi="Times New Roman" w:cs="Times New Roman"/>
+        </w:rPr>
+        <w:tab/>
+        <w:t>A. Phần cứng</w:t>
+        <w:tab/>
+        <w:t>B. Thiết bị ngoại vi</w:t>
+      </w:r>
+    </w:p>
+    <w:p>
+      <w:pPr>
+        <w:tabs>
+          <w:tab w:pos="360" w:val="left"/>
+          <w:tab w:pos="5112" w:val="left"/>
+        </w:tabs>
+        <w:spacing w:before="0" w:after="50" w:line="276" w:lineRule="auto"/>
+      </w:pPr>
+      <w:r>
+        <w:rPr>
+          <w:rFonts w:ascii="Times New Roman" w:hAnsi="Times New Roman"/>
+          <w:b w:val="0"/>
+          <w:i w:val="0"/>
+          <w:sz w:val="24"/>
+          <w:rFonts w:ascii="Times New Roman" w:hAnsi="Times New Roman" w:cs="Times New Roman"/>
+        </w:rPr>
+        <w:tab/>
+        <w:t>C. Phần mềm hệ thống</w:t>
+        <w:tab/>
+        <w:t>D. Thiết bị lưu trữ</w:t>
+      </w:r>
+    </w:p>
+    <w:p>
+      <w:pPr>
+        <w:keepNext/>
         <w:spacing w:before="80" w:after="40" w:line="276" w:lineRule="auto"/>
         <w:jc w:val="left"/>
       </w:pPr>
@@ -1980,38 +2156,52 @@
     </w:p>
     <w:p>
       <w:pPr>
+        <w:keepNext/>
+        <w:tabs>
+          <w:tab w:pos="360" w:val="left"/>
+          <w:tab w:pos="5112" w:val="left"/>
+        </w:tabs>
         <w:spacing w:before="0" w:after="20" w:line="276" w:lineRule="auto"/>
-        <w:jc w:val="left"/>
-      </w:pPr>
-      <w:r>
-        <w:rPr>
-          <w:rFonts w:ascii="Times New Roman" w:hAnsi="Times New Roman"/>
-          <w:b w:val="0"/>
-          <w:i w:val="0"/>
-          <w:sz w:val="24"/>
-          <w:rFonts w:ascii="Times New Roman" w:hAnsi="Times New Roman" w:cs="Times New Roman"/>
-        </w:rPr>
-        <w:t xml:space="preserve">    A. Bàn phím         B. Loa</w:t>
-      </w:r>
-    </w:p>
-    <w:p>
-      <w:pPr>
-        <w:spacing w:before="0" w:after="40" w:line="276" w:lineRule="auto"/>
-        <w:jc w:val="left"/>
-      </w:pPr>
-      <w:r>
-        <w:rPr>
-          <w:rFonts w:ascii="Times New Roman" w:hAnsi="Times New Roman"/>
-          <w:b w:val="0"/>
-          <w:i w:val="0"/>
-          <w:sz w:val="24"/>
-          <w:rFonts w:ascii="Times New Roman" w:hAnsi="Times New Roman" w:cs="Times New Roman"/>
-        </w:rPr>
-        <w:t xml:space="preserve">    C. Màn hình cảm ứng         D. Máy in</w:t>
-      </w:r>
-    </w:p>
-    <w:p>
-      <w:pPr>
+      </w:pPr>
+      <w:r>
+        <w:rPr>
+          <w:rFonts w:ascii="Times New Roman" w:hAnsi="Times New Roman"/>
+          <w:b w:val="0"/>
+          <w:i w:val="0"/>
+          <w:sz w:val="24"/>
+          <w:rFonts w:ascii="Times New Roman" w:hAnsi="Times New Roman" w:cs="Times New Roman"/>
+        </w:rPr>
+        <w:tab/>
+        <w:t>A. Bàn phím</w:t>
+        <w:tab/>
+        <w:t>B. Loa</w:t>
+      </w:r>
+    </w:p>
+    <w:p>
+      <w:pPr>
+        <w:tabs>
+          <w:tab w:pos="360" w:val="left"/>
+          <w:tab w:pos="5112" w:val="left"/>
+        </w:tabs>
+        <w:spacing w:before="0" w:after="50" w:line="276" w:lineRule="auto"/>
+      </w:pPr>
+      <w:r>
+        <w:rPr>
+          <w:rFonts w:ascii="Times New Roman" w:hAnsi="Times New Roman"/>
+          <w:b w:val="0"/>
+          <w:i w:val="0"/>
+          <w:sz w:val="24"/>
+          <w:rFonts w:ascii="Times New Roman" w:hAnsi="Times New Roman" w:cs="Times New Roman"/>
+        </w:rPr>
+        <w:tab/>
+        <w:t>C. Màn hình cảm ứng</w:t>
+        <w:tab/>
+        <w:t>D. Máy in</w:t>
+      </w:r>
+    </w:p>
+    <w:p>
+      <w:pPr>
+        <w:keepNext/>
         <w:spacing w:before="80" w:after="40" w:line="276" w:lineRule="auto"/>
         <w:jc w:val="left"/>
       </w:pPr>
@@ -2028,38 +2218,52 @@
     </w:p>
     <w:p>
       <w:pPr>
+        <w:keepNext/>
+        <w:tabs>
+          <w:tab w:pos="360" w:val="left"/>
+          <w:tab w:pos="5112" w:val="left"/>
+        </w:tabs>
         <w:spacing w:before="0" w:after="20" w:line="276" w:lineRule="auto"/>
-        <w:jc w:val="left"/>
-      </w:pPr>
-      <w:r>
-        <w:rPr>
-          <w:rFonts w:ascii="Times New Roman" w:hAnsi="Times New Roman"/>
-          <w:b w:val="0"/>
-          <w:i w:val="0"/>
-          <w:sz w:val="24"/>
-          <w:rFonts w:ascii="Times New Roman" w:hAnsi="Times New Roman" w:cs="Times New Roman"/>
-        </w:rPr>
-        <w:t xml:space="preserve">    A. Q W E R T Y U I O P         B. A S D F G H J K L ;</w:t>
-      </w:r>
-    </w:p>
-    <w:p>
-      <w:pPr>
-        <w:spacing w:before="0" w:after="40" w:line="276" w:lineRule="auto"/>
-        <w:jc w:val="left"/>
-      </w:pPr>
-      <w:r>
-        <w:rPr>
-          <w:rFonts w:ascii="Times New Roman" w:hAnsi="Times New Roman"/>
-          <w:b w:val="0"/>
-          <w:i w:val="0"/>
-          <w:sz w:val="24"/>
-          <w:rFonts w:ascii="Times New Roman" w:hAnsi="Times New Roman" w:cs="Times New Roman"/>
-        </w:rPr>
-        <w:t xml:space="preserve">    C. Z X C V B N M         D. 1 2 3 4 5 6 7 8 9 0</w:t>
-      </w:r>
-    </w:p>
-    <w:p>
-      <w:pPr>
+      </w:pPr>
+      <w:r>
+        <w:rPr>
+          <w:rFonts w:ascii="Times New Roman" w:hAnsi="Times New Roman"/>
+          <w:b w:val="0"/>
+          <w:i w:val="0"/>
+          <w:sz w:val="24"/>
+          <w:rFonts w:ascii="Times New Roman" w:hAnsi="Times New Roman" w:cs="Times New Roman"/>
+        </w:rPr>
+        <w:tab/>
+        <w:t>A. Q W E R T Y U I O P</w:t>
+        <w:tab/>
+        <w:t>B. A S D F G H J K L ;</w:t>
+      </w:r>
+    </w:p>
+    <w:p>
+      <w:pPr>
+        <w:tabs>
+          <w:tab w:pos="360" w:val="left"/>
+          <w:tab w:pos="5112" w:val="left"/>
+        </w:tabs>
+        <w:spacing w:before="0" w:after="50" w:line="276" w:lineRule="auto"/>
+      </w:pPr>
+      <w:r>
+        <w:rPr>
+          <w:rFonts w:ascii="Times New Roman" w:hAnsi="Times New Roman"/>
+          <w:b w:val="0"/>
+          <w:i w:val="0"/>
+          <w:sz w:val="24"/>
+          <w:rFonts w:ascii="Times New Roman" w:hAnsi="Times New Roman" w:cs="Times New Roman"/>
+        </w:rPr>
+        <w:tab/>
+        <w:t>C. Z X C V B N M</w:t>
+        <w:tab/>
+        <w:t>D. 1 2 3 4 5 6 7 8 9 0</w:t>
+      </w:r>
+    </w:p>
+    <w:p>
+      <w:pPr>
+        <w:keepNext/>
         <w:spacing w:before="80" w:after="40" w:line="276" w:lineRule="auto"/>
         <w:jc w:val="left"/>
       </w:pPr>
@@ -2076,38 +2280,35 @@
     </w:p>
     <w:p>
       <w:pPr>
-        <w:spacing w:before="0" w:after="20" w:line="276" w:lineRule="auto"/>
-        <w:jc w:val="left"/>
-      </w:pPr>
-      <w:r>
-        <w:rPr>
-          <w:rFonts w:ascii="Times New Roman" w:hAnsi="Times New Roman"/>
-          <w:b w:val="0"/>
-          <w:i w:val="0"/>
-          <w:sz w:val="24"/>
-          <w:rFonts w:ascii="Times New Roman" w:hAnsi="Times New Roman" w:cs="Times New Roman"/>
-        </w:rPr>
-        <w:t xml:space="preserve">    A. Phím A         B. Phím S</w:t>
-      </w:r>
-    </w:p>
-    <w:p>
-      <w:pPr>
-        <w:spacing w:before="0" w:after="40" w:line="276" w:lineRule="auto"/>
-        <w:jc w:val="left"/>
-      </w:pPr>
-      <w:r>
-        <w:rPr>
-          <w:rFonts w:ascii="Times New Roman" w:hAnsi="Times New Roman"/>
-          <w:b w:val="0"/>
-          <w:i w:val="0"/>
-          <w:sz w:val="24"/>
-          <w:rFonts w:ascii="Times New Roman" w:hAnsi="Times New Roman" w:cs="Times New Roman"/>
-        </w:rPr>
-        <w:t xml:space="preserve">    C. Phím F         D. Phím D</w:t>
-      </w:r>
-    </w:p>
-    <w:p>
-      <w:pPr>
+        <w:tabs>
+          <w:tab w:pos="360" w:val="left"/>
+          <w:tab w:pos="2664" w:val="left"/>
+          <w:tab w:pos="4968" w:val="left"/>
+          <w:tab w:pos="7272" w:val="left"/>
+        </w:tabs>
+        <w:spacing w:before="0" w:after="50" w:line="276" w:lineRule="auto"/>
+      </w:pPr>
+      <w:r>
+        <w:rPr>
+          <w:rFonts w:ascii="Times New Roman" w:hAnsi="Times New Roman"/>
+          <w:b w:val="0"/>
+          <w:i w:val="0"/>
+          <w:sz w:val="24"/>
+          <w:rFonts w:ascii="Times New Roman" w:hAnsi="Times New Roman" w:cs="Times New Roman"/>
+        </w:rPr>
+        <w:tab/>
+        <w:t>A. Phím A</w:t>
+        <w:tab/>
+        <w:t>B. Phím S</w:t>
+        <w:tab/>
+        <w:t>C. Phím F</w:t>
+        <w:tab/>
+        <w:t>D. Phím D</w:t>
+      </w:r>
+    </w:p>
+    <w:p>
+      <w:pPr>
+        <w:keepNext/>
         <w:spacing w:before="80" w:after="40" w:line="276" w:lineRule="auto"/>
         <w:jc w:val="left"/>
       </w:pPr>
@@ -2124,38 +2325,35 @@
     </w:p>
     <w:p>
       <w:pPr>
-        <w:spacing w:before="0" w:after="20" w:line="276" w:lineRule="auto"/>
-        <w:jc w:val="left"/>
-      </w:pPr>
-      <w:r>
-        <w:rPr>
-          <w:rFonts w:ascii="Times New Roman" w:hAnsi="Times New Roman"/>
-          <w:b w:val="0"/>
-          <w:i w:val="0"/>
-          <w:sz w:val="24"/>
-          <w:rFonts w:ascii="Times New Roman" w:hAnsi="Times New Roman" w:cs="Times New Roman"/>
-        </w:rPr>
-        <w:t xml:space="preserve">    A. Phím J         B. Phím K</w:t>
-      </w:r>
-    </w:p>
-    <w:p>
-      <w:pPr>
-        <w:spacing w:before="0" w:after="40" w:line="276" w:lineRule="auto"/>
-        <w:jc w:val="left"/>
-      </w:pPr>
-      <w:r>
-        <w:rPr>
-          <w:rFonts w:ascii="Times New Roman" w:hAnsi="Times New Roman"/>
-          <w:b w:val="0"/>
-          <w:i w:val="0"/>
-          <w:sz w:val="24"/>
-          <w:rFonts w:ascii="Times New Roman" w:hAnsi="Times New Roman" w:cs="Times New Roman"/>
-        </w:rPr>
-        <w:t xml:space="preserve">    C. Phím L         D. Phím H</w:t>
-      </w:r>
-    </w:p>
-    <w:p>
-      <w:pPr>
+        <w:tabs>
+          <w:tab w:pos="360" w:val="left"/>
+          <w:tab w:pos="2664" w:val="left"/>
+          <w:tab w:pos="4968" w:val="left"/>
+          <w:tab w:pos="7272" w:val="left"/>
+        </w:tabs>
+        <w:spacing w:before="0" w:after="50" w:line="276" w:lineRule="auto"/>
+      </w:pPr>
+      <w:r>
+        <w:rPr>
+          <w:rFonts w:ascii="Times New Roman" w:hAnsi="Times New Roman"/>
+          <w:b w:val="0"/>
+          <w:i w:val="0"/>
+          <w:sz w:val="24"/>
+          <w:rFonts w:ascii="Times New Roman" w:hAnsi="Times New Roman" w:cs="Times New Roman"/>
+        </w:rPr>
+        <w:tab/>
+        <w:t>A. Phím J</w:t>
+        <w:tab/>
+        <w:t>B. Phím K</w:t>
+        <w:tab/>
+        <w:t>C. Phím L</w:t>
+        <w:tab/>
+        <w:t>D. Phím H</w:t>
+      </w:r>
+    </w:p>
+    <w:p>
+      <w:pPr>
+        <w:keepNext/>
         <w:spacing w:before="80" w:after="40" w:line="276" w:lineRule="auto"/>
         <w:jc w:val="left"/>
       </w:pPr>
@@ -2172,38 +2370,52 @@
     </w:p>
     <w:p>
       <w:pPr>
+        <w:keepNext/>
+        <w:tabs>
+          <w:tab w:pos="360" w:val="left"/>
+          <w:tab w:pos="5112" w:val="left"/>
+        </w:tabs>
         <w:spacing w:before="0" w:after="20" w:line="276" w:lineRule="auto"/>
-        <w:jc w:val="left"/>
-      </w:pPr>
-      <w:r>
-        <w:rPr>
-          <w:rFonts w:ascii="Times New Roman" w:hAnsi="Times New Roman"/>
-          <w:b w:val="0"/>
-          <w:i w:val="0"/>
-          <w:sz w:val="24"/>
-          <w:rFonts w:ascii="Times New Roman" w:hAnsi="Times New Roman" w:cs="Times New Roman"/>
-        </w:rPr>
-        <w:t xml:space="preserve">    A. Enter         B. Shift hoặc Caps Lock</w:t>
-      </w:r>
-    </w:p>
-    <w:p>
-      <w:pPr>
-        <w:spacing w:before="0" w:after="40" w:line="276" w:lineRule="auto"/>
-        <w:jc w:val="left"/>
-      </w:pPr>
-      <w:r>
-        <w:rPr>
-          <w:rFonts w:ascii="Times New Roman" w:hAnsi="Times New Roman"/>
-          <w:b w:val="0"/>
-          <w:i w:val="0"/>
-          <w:sz w:val="24"/>
-          <w:rFonts w:ascii="Times New Roman" w:hAnsi="Times New Roman" w:cs="Times New Roman"/>
-        </w:rPr>
-        <w:t xml:space="preserve">    C. Tab         D. Backspace</w:t>
-      </w:r>
-    </w:p>
-    <w:p>
-      <w:pPr>
+      </w:pPr>
+      <w:r>
+        <w:rPr>
+          <w:rFonts w:ascii="Times New Roman" w:hAnsi="Times New Roman"/>
+          <w:b w:val="0"/>
+          <w:i w:val="0"/>
+          <w:sz w:val="24"/>
+          <w:rFonts w:ascii="Times New Roman" w:hAnsi="Times New Roman" w:cs="Times New Roman"/>
+        </w:rPr>
+        <w:tab/>
+        <w:t>A. Enter</w:t>
+        <w:tab/>
+        <w:t>B. Shift hoặc Caps Lock</w:t>
+      </w:r>
+    </w:p>
+    <w:p>
+      <w:pPr>
+        <w:tabs>
+          <w:tab w:pos="360" w:val="left"/>
+          <w:tab w:pos="5112" w:val="left"/>
+        </w:tabs>
+        <w:spacing w:before="0" w:after="50" w:line="276" w:lineRule="auto"/>
+      </w:pPr>
+      <w:r>
+        <w:rPr>
+          <w:rFonts w:ascii="Times New Roman" w:hAnsi="Times New Roman"/>
+          <w:b w:val="0"/>
+          <w:i w:val="0"/>
+          <w:sz w:val="24"/>
+          <w:rFonts w:ascii="Times New Roman" w:hAnsi="Times New Roman" w:cs="Times New Roman"/>
+        </w:rPr>
+        <w:tab/>
+        <w:t>C. Tab</w:t>
+        <w:tab/>
+        <w:t>D. Backspace</w:t>
+      </w:r>
+    </w:p>
+    <w:p>
+      <w:pPr>
+        <w:keepNext/>
         <w:spacing w:before="80" w:after="40" w:line="276" w:lineRule="auto"/>
         <w:jc w:val="left"/>
       </w:pPr>
@@ -2220,38 +2432,52 @@
     </w:p>
     <w:p>
       <w:pPr>
+        <w:keepNext/>
+        <w:tabs>
+          <w:tab w:pos="360" w:val="left"/>
+          <w:tab w:pos="5112" w:val="left"/>
+        </w:tabs>
         <w:spacing w:before="0" w:after="20" w:line="276" w:lineRule="auto"/>
-        <w:jc w:val="left"/>
-      </w:pPr>
-      <w:r>
-        <w:rPr>
-          <w:rFonts w:ascii="Times New Roman" w:hAnsi="Times New Roman"/>
-          <w:b w:val="0"/>
-          <w:i w:val="0"/>
-          <w:sz w:val="24"/>
-          <w:rFonts w:ascii="Times New Roman" w:hAnsi="Times New Roman" w:cs="Times New Roman"/>
-        </w:rPr>
-        <w:t xml:space="preserve">    A. Xuống dòng mới         B. Xóa kí tự phía trước con trỏ</w:t>
-      </w:r>
-    </w:p>
-    <w:p>
-      <w:pPr>
-        <w:spacing w:before="0" w:after="40" w:line="276" w:lineRule="auto"/>
-        <w:jc w:val="left"/>
-      </w:pPr>
-      <w:r>
-        <w:rPr>
-          <w:rFonts w:ascii="Times New Roman" w:hAnsi="Times New Roman"/>
-          <w:b w:val="0"/>
-          <w:i w:val="0"/>
-          <w:sz w:val="24"/>
-          <w:rFonts w:ascii="Times New Roman" w:hAnsi="Times New Roman" w:cs="Times New Roman"/>
-        </w:rPr>
-        <w:t xml:space="preserve">    C. In đậm chữ         D. Chuyển ngôn ngữ</w:t>
-      </w:r>
-    </w:p>
-    <w:p>
-      <w:pPr>
+      </w:pPr>
+      <w:r>
+        <w:rPr>
+          <w:rFonts w:ascii="Times New Roman" w:hAnsi="Times New Roman"/>
+          <w:b w:val="0"/>
+          <w:i w:val="0"/>
+          <w:sz w:val="24"/>
+          <w:rFonts w:ascii="Times New Roman" w:hAnsi="Times New Roman" w:cs="Times New Roman"/>
+        </w:rPr>
+        <w:tab/>
+        <w:t>A. Xuống dòng mới</w:t>
+        <w:tab/>
+        <w:t>B. Xóa kí tự phía trước con trỏ</w:t>
+      </w:r>
+    </w:p>
+    <w:p>
+      <w:pPr>
+        <w:tabs>
+          <w:tab w:pos="360" w:val="left"/>
+          <w:tab w:pos="5112" w:val="left"/>
+        </w:tabs>
+        <w:spacing w:before="0" w:after="50" w:line="276" w:lineRule="auto"/>
+      </w:pPr>
+      <w:r>
+        <w:rPr>
+          <w:rFonts w:ascii="Times New Roman" w:hAnsi="Times New Roman"/>
+          <w:b w:val="0"/>
+          <w:i w:val="0"/>
+          <w:sz w:val="24"/>
+          <w:rFonts w:ascii="Times New Roman" w:hAnsi="Times New Roman" w:cs="Times New Roman"/>
+        </w:rPr>
+        <w:tab/>
+        <w:t>C. In đậm chữ</w:t>
+        <w:tab/>
+        <w:t>D. Chuyển ngôn ngữ</w:t>
+      </w:r>
+    </w:p>
+    <w:p>
+      <w:pPr>
+        <w:keepNext/>
         <w:spacing w:before="80" w:after="40" w:line="276" w:lineRule="auto"/>
         <w:jc w:val="left"/>
       </w:pPr>
@@ -2268,38 +2494,74 @@
     </w:p>
     <w:p>
       <w:pPr>
+        <w:keepNext/>
         <w:spacing w:before="0" w:after="20" w:line="276" w:lineRule="auto"/>
-        <w:jc w:val="left"/>
-      </w:pPr>
-      <w:r>
-        <w:rPr>
-          <w:rFonts w:ascii="Times New Roman" w:hAnsi="Times New Roman"/>
-          <w:b w:val="0"/>
-          <w:i w:val="0"/>
-          <w:sz w:val="24"/>
-          <w:rFonts w:ascii="Times New Roman" w:hAnsi="Times New Roman" w:cs="Times New Roman"/>
-        </w:rPr>
-        <w:t xml:space="preserve">    A. Xóa kí tự         B. Viết chữ hoa</w:t>
-      </w:r>
-    </w:p>
-    <w:p>
-      <w:pPr>
-        <w:spacing w:before="0" w:after="40" w:line="276" w:lineRule="auto"/>
-        <w:jc w:val="left"/>
-      </w:pPr>
-      <w:r>
-        <w:rPr>
-          <w:rFonts w:ascii="Times New Roman" w:hAnsi="Times New Roman"/>
-          <w:b w:val="0"/>
-          <w:i w:val="0"/>
-          <w:sz w:val="24"/>
-          <w:rFonts w:ascii="Times New Roman" w:hAnsi="Times New Roman" w:cs="Times New Roman"/>
-        </w:rPr>
-        <w:t xml:space="preserve">    C. Xuống dòng mới hoặc xác nhận lệnh         D. Tắt máy tính</w:t>
-      </w:r>
-    </w:p>
-    <w:p>
-      <w:pPr>
+        <w:ind w:left="360"/>
+      </w:pPr>
+      <w:r>
+        <w:rPr>
+          <w:rFonts w:ascii="Times New Roman" w:hAnsi="Times New Roman"/>
+          <w:b w:val="0"/>
+          <w:i w:val="0"/>
+          <w:sz w:val="24"/>
+          <w:rFonts w:ascii="Times New Roman" w:hAnsi="Times New Roman" w:cs="Times New Roman"/>
+        </w:rPr>
+        <w:t>A. Xóa kí tự</w:t>
+      </w:r>
+    </w:p>
+    <w:p>
+      <w:pPr>
+        <w:keepNext/>
+        <w:spacing w:before="0" w:after="20" w:line="276" w:lineRule="auto"/>
+        <w:ind w:left="360"/>
+      </w:pPr>
+      <w:r>
+        <w:rPr>
+          <w:rFonts w:ascii="Times New Roman" w:hAnsi="Times New Roman"/>
+          <w:b w:val="0"/>
+          <w:i w:val="0"/>
+          <w:sz w:val="24"/>
+          <w:rFonts w:ascii="Times New Roman" w:hAnsi="Times New Roman" w:cs="Times New Roman"/>
+        </w:rPr>
+        <w:t>B. Viết chữ hoa</w:t>
+      </w:r>
+    </w:p>
+    <w:p>
+      <w:pPr>
+        <w:keepNext/>
+        <w:spacing w:before="0" w:after="20" w:line="276" w:lineRule="auto"/>
+        <w:ind w:left="360"/>
+      </w:pPr>
+      <w:r>
+        <w:rPr>
+          <w:rFonts w:ascii="Times New Roman" w:hAnsi="Times New Roman"/>
+          <w:b w:val="0"/>
+          <w:i w:val="0"/>
+          <w:sz w:val="24"/>
+          <w:rFonts w:ascii="Times New Roman" w:hAnsi="Times New Roman" w:cs="Times New Roman"/>
+        </w:rPr>
+        <w:t>C. Xuống dòng mới hoặc xác nhận lệnh</w:t>
+      </w:r>
+    </w:p>
+    <w:p>
+      <w:pPr>
+        <w:spacing w:before="0" w:after="50" w:line="276" w:lineRule="auto"/>
+        <w:ind w:left="360"/>
+      </w:pPr>
+      <w:r>
+        <w:rPr>
+          <w:rFonts w:ascii="Times New Roman" w:hAnsi="Times New Roman"/>
+          <w:b w:val="0"/>
+          <w:i w:val="0"/>
+          <w:sz w:val="24"/>
+          <w:rFonts w:ascii="Times New Roman" w:hAnsi="Times New Roman" w:cs="Times New Roman"/>
+        </w:rPr>
+        <w:t>D. Tắt máy tính</w:t>
+      </w:r>
+    </w:p>
+    <w:p>
+      <w:pPr>
+        <w:keepNext/>
         <w:spacing w:before="80" w:after="40" w:line="276" w:lineRule="auto"/>
         <w:jc w:val="left"/>
       </w:pPr>
@@ -2316,38 +2578,52 @@
     </w:p>
     <w:p>
       <w:pPr>
+        <w:keepNext/>
+        <w:tabs>
+          <w:tab w:pos="360" w:val="left"/>
+          <w:tab w:pos="5112" w:val="left"/>
+        </w:tabs>
         <w:spacing w:before="0" w:after="20" w:line="276" w:lineRule="auto"/>
-        <w:jc w:val="left"/>
-      </w:pPr>
-      <w:r>
-        <w:rPr>
-          <w:rFonts w:ascii="Times New Roman" w:hAnsi="Times New Roman"/>
-          <w:b w:val="0"/>
-          <w:i w:val="0"/>
-          <w:sz w:val="24"/>
-          <w:rFonts w:ascii="Times New Roman" w:hAnsi="Times New Roman" w:cs="Times New Roman"/>
-        </w:rPr>
-        <w:t xml:space="preserve">    A. Xóa chữ         B. Tạo khoảng trắng giữa các từ</w:t>
-      </w:r>
-    </w:p>
-    <w:p>
-      <w:pPr>
-        <w:spacing w:before="0" w:after="40" w:line="276" w:lineRule="auto"/>
-        <w:jc w:val="left"/>
-      </w:pPr>
-      <w:r>
-        <w:rPr>
-          <w:rFonts w:ascii="Times New Roman" w:hAnsi="Times New Roman"/>
-          <w:b w:val="0"/>
-          <w:i w:val="0"/>
-          <w:sz w:val="24"/>
-          <w:rFonts w:ascii="Times New Roman" w:hAnsi="Times New Roman" w:cs="Times New Roman"/>
-        </w:rPr>
-        <w:t xml:space="preserve">    C. In đậm         D. Gạch chân</w:t>
-      </w:r>
-    </w:p>
-    <w:p>
-      <w:pPr>
+      </w:pPr>
+      <w:r>
+        <w:rPr>
+          <w:rFonts w:ascii="Times New Roman" w:hAnsi="Times New Roman"/>
+          <w:b w:val="0"/>
+          <w:i w:val="0"/>
+          <w:sz w:val="24"/>
+          <w:rFonts w:ascii="Times New Roman" w:hAnsi="Times New Roman" w:cs="Times New Roman"/>
+        </w:rPr>
+        <w:tab/>
+        <w:t>A. Xóa chữ</w:t>
+        <w:tab/>
+        <w:t>B. Tạo khoảng trắng giữa các từ</w:t>
+      </w:r>
+    </w:p>
+    <w:p>
+      <w:pPr>
+        <w:tabs>
+          <w:tab w:pos="360" w:val="left"/>
+          <w:tab w:pos="5112" w:val="left"/>
+        </w:tabs>
+        <w:spacing w:before="0" w:after="50" w:line="276" w:lineRule="auto"/>
+      </w:pPr>
+      <w:r>
+        <w:rPr>
+          <w:rFonts w:ascii="Times New Roman" w:hAnsi="Times New Roman"/>
+          <w:b w:val="0"/>
+          <w:i w:val="0"/>
+          <w:sz w:val="24"/>
+          <w:rFonts w:ascii="Times New Roman" w:hAnsi="Times New Roman" w:cs="Times New Roman"/>
+        </w:rPr>
+        <w:tab/>
+        <w:t>C. In đậm</w:t>
+        <w:tab/>
+        <w:t>D. Gạch chân</w:t>
+      </w:r>
+    </w:p>
+    <w:p>
+      <w:pPr>
+        <w:keepNext/>
         <w:spacing w:before="80" w:after="40" w:line="276" w:lineRule="auto"/>
         <w:jc w:val="left"/>
       </w:pPr>
@@ -2364,38 +2640,52 @@
     </w:p>
     <w:p>
       <w:pPr>
+        <w:keepNext/>
+        <w:tabs>
+          <w:tab w:pos="360" w:val="left"/>
+          <w:tab w:pos="5112" w:val="left"/>
+        </w:tabs>
         <w:spacing w:before="0" w:after="20" w:line="276" w:lineRule="auto"/>
-        <w:jc w:val="left"/>
-      </w:pPr>
-      <w:r>
-        <w:rPr>
-          <w:rFonts w:ascii="Times New Roman" w:hAnsi="Times New Roman"/>
-          <w:b w:val="0"/>
-          <w:i w:val="0"/>
-          <w:sz w:val="24"/>
-          <w:rFonts w:ascii="Times New Roman" w:hAnsi="Times New Roman" w:cs="Times New Roman"/>
-        </w:rPr>
-        <w:t xml:space="preserve">    A. Phím Shift         B. Phím Enter</w:t>
-      </w:r>
-    </w:p>
-    <w:p>
-      <w:pPr>
-        <w:spacing w:before="0" w:after="40" w:line="276" w:lineRule="auto"/>
-        <w:jc w:val="left"/>
-      </w:pPr>
-      <w:r>
-        <w:rPr>
-          <w:rFonts w:ascii="Times New Roman" w:hAnsi="Times New Roman"/>
-          <w:b w:val="0"/>
-          <w:i w:val="0"/>
-          <w:sz w:val="24"/>
-          <w:rFonts w:ascii="Times New Roman" w:hAnsi="Times New Roman" w:cs="Times New Roman"/>
-        </w:rPr>
-        <w:t xml:space="preserve">    C. Phím Space (phím cách)         D. Phím Tab</w:t>
-      </w:r>
-    </w:p>
-    <w:p>
-      <w:pPr>
+      </w:pPr>
+      <w:r>
+        <w:rPr>
+          <w:rFonts w:ascii="Times New Roman" w:hAnsi="Times New Roman"/>
+          <w:b w:val="0"/>
+          <w:i w:val="0"/>
+          <w:sz w:val="24"/>
+          <w:rFonts w:ascii="Times New Roman" w:hAnsi="Times New Roman" w:cs="Times New Roman"/>
+        </w:rPr>
+        <w:tab/>
+        <w:t>A. Phím Shift</w:t>
+        <w:tab/>
+        <w:t>B. Phím Enter</w:t>
+      </w:r>
+    </w:p>
+    <w:p>
+      <w:pPr>
+        <w:tabs>
+          <w:tab w:pos="360" w:val="left"/>
+          <w:tab w:pos="5112" w:val="left"/>
+        </w:tabs>
+        <w:spacing w:before="0" w:after="50" w:line="276" w:lineRule="auto"/>
+      </w:pPr>
+      <w:r>
+        <w:rPr>
+          <w:rFonts w:ascii="Times New Roman" w:hAnsi="Times New Roman"/>
+          <w:b w:val="0"/>
+          <w:i w:val="0"/>
+          <w:sz w:val="24"/>
+          <w:rFonts w:ascii="Times New Roman" w:hAnsi="Times New Roman" w:cs="Times New Roman"/>
+        </w:rPr>
+        <w:tab/>
+        <w:t>C. Phím Space (phím cách)</w:t>
+        <w:tab/>
+        <w:t>D. Phím Tab</w:t>
+      </w:r>
+    </w:p>
+    <w:p>
+      <w:pPr>
+        <w:keepNext/>
         <w:spacing w:before="80" w:after="40" w:line="276" w:lineRule="auto"/>
         <w:jc w:val="left"/>
       </w:pPr>
@@ -2412,38 +2702,74 @@
     </w:p>
     <w:p>
       <w:pPr>
+        <w:keepNext/>
         <w:spacing w:before="0" w:after="20" w:line="276" w:lineRule="auto"/>
-        <w:jc w:val="left"/>
-      </w:pPr>
-      <w:r>
-        <w:rPr>
-          <w:rFonts w:ascii="Times New Roman" w:hAnsi="Times New Roman"/>
-          <w:b w:val="0"/>
-          <w:i w:val="0"/>
-          <w:sz w:val="24"/>
-          <w:rFonts w:ascii="Times New Roman" w:hAnsi="Times New Roman" w:cs="Times New Roman"/>
-        </w:rPr>
-        <w:t xml:space="preserve">    A. Gõ nhanh hơn và ít mỏi tay         B. Máy tính chạy nhanh hơn</w:t>
-      </w:r>
-    </w:p>
-    <w:p>
-      <w:pPr>
-        <w:spacing w:before="0" w:after="40" w:line="276" w:lineRule="auto"/>
-        <w:jc w:val="left"/>
-      </w:pPr>
-      <w:r>
-        <w:rPr>
-          <w:rFonts w:ascii="Times New Roman" w:hAnsi="Times New Roman"/>
-          <w:b w:val="0"/>
-          <w:i w:val="0"/>
-          <w:sz w:val="24"/>
-          <w:rFonts w:ascii="Times New Roman" w:hAnsi="Times New Roman" w:cs="Times New Roman"/>
-        </w:rPr>
-        <w:t xml:space="preserve">    C. Màn hình sáng hơn         D. Internet nhanh hơn</w:t>
-      </w:r>
-    </w:p>
-    <w:p>
-      <w:pPr>
+        <w:ind w:left="360"/>
+      </w:pPr>
+      <w:r>
+        <w:rPr>
+          <w:rFonts w:ascii="Times New Roman" w:hAnsi="Times New Roman"/>
+          <w:b w:val="0"/>
+          <w:i w:val="0"/>
+          <w:sz w:val="24"/>
+          <w:rFonts w:ascii="Times New Roman" w:hAnsi="Times New Roman" w:cs="Times New Roman"/>
+        </w:rPr>
+        <w:t>A. Gõ nhanh hơn và ít mỏi tay</w:t>
+      </w:r>
+    </w:p>
+    <w:p>
+      <w:pPr>
+        <w:keepNext/>
+        <w:spacing w:before="0" w:after="20" w:line="276" w:lineRule="auto"/>
+        <w:ind w:left="360"/>
+      </w:pPr>
+      <w:r>
+        <w:rPr>
+          <w:rFonts w:ascii="Times New Roman" w:hAnsi="Times New Roman"/>
+          <w:b w:val="0"/>
+          <w:i w:val="0"/>
+          <w:sz w:val="24"/>
+          <w:rFonts w:ascii="Times New Roman" w:hAnsi="Times New Roman" w:cs="Times New Roman"/>
+        </w:rPr>
+        <w:t>B. Máy tính chạy nhanh hơn</w:t>
+      </w:r>
+    </w:p>
+    <w:p>
+      <w:pPr>
+        <w:keepNext/>
+        <w:spacing w:before="0" w:after="20" w:line="276" w:lineRule="auto"/>
+        <w:ind w:left="360"/>
+      </w:pPr>
+      <w:r>
+        <w:rPr>
+          <w:rFonts w:ascii="Times New Roman" w:hAnsi="Times New Roman"/>
+          <w:b w:val="0"/>
+          <w:i w:val="0"/>
+          <w:sz w:val="24"/>
+          <w:rFonts w:ascii="Times New Roman" w:hAnsi="Times New Roman" w:cs="Times New Roman"/>
+        </w:rPr>
+        <w:t>C. Màn hình sáng hơn</w:t>
+      </w:r>
+    </w:p>
+    <w:p>
+      <w:pPr>
+        <w:spacing w:before="0" w:after="50" w:line="276" w:lineRule="auto"/>
+        <w:ind w:left="360"/>
+      </w:pPr>
+      <w:r>
+        <w:rPr>
+          <w:rFonts w:ascii="Times New Roman" w:hAnsi="Times New Roman"/>
+          <w:b w:val="0"/>
+          <w:i w:val="0"/>
+          <w:sz w:val="24"/>
+          <w:rFonts w:ascii="Times New Roman" w:hAnsi="Times New Roman" w:cs="Times New Roman"/>
+        </w:rPr>
+        <w:t>D. Internet nhanh hơn</w:t>
+      </w:r>
+    </w:p>
+    <w:p>
+      <w:pPr>
+        <w:keepNext/>
         <w:spacing w:before="80" w:after="40" w:line="276" w:lineRule="auto"/>
         <w:jc w:val="left"/>
       </w:pPr>
@@ -2460,38 +2786,74 @@
     </w:p>
     <w:p>
       <w:pPr>
+        <w:keepNext/>
         <w:spacing w:before="0" w:after="20" w:line="276" w:lineRule="auto"/>
-        <w:jc w:val="left"/>
-      </w:pPr>
-      <w:r>
-        <w:rPr>
-          <w:rFonts w:ascii="Times New Roman" w:hAnsi="Times New Roman"/>
-          <w:b w:val="0"/>
-          <w:i w:val="0"/>
-          <w:sz w:val="24"/>
-          <w:rFonts w:ascii="Times New Roman" w:hAnsi="Times New Roman" w:cs="Times New Roman"/>
-        </w:rPr>
-        <w:t xml:space="preserve">    A. Nhìn vào bàn phím liên tục         B. Nhìn vào màn hình</w:t>
-      </w:r>
-    </w:p>
-    <w:p>
-      <w:pPr>
-        <w:spacing w:before="0" w:after="40" w:line="276" w:lineRule="auto"/>
-        <w:jc w:val="left"/>
-      </w:pPr>
-      <w:r>
-        <w:rPr>
-          <w:rFonts w:ascii="Times New Roman" w:hAnsi="Times New Roman"/>
-          <w:b w:val="0"/>
-          <w:i w:val="0"/>
-          <w:sz w:val="24"/>
-          <w:rFonts w:ascii="Times New Roman" w:hAnsi="Times New Roman" w:cs="Times New Roman"/>
-        </w:rPr>
-        <w:t xml:space="preserve">    C. Nhìn vào tay         D. Nhắm mắt</w:t>
-      </w:r>
-    </w:p>
-    <w:p>
-      <w:pPr>
+        <w:ind w:left="360"/>
+      </w:pPr>
+      <w:r>
+        <w:rPr>
+          <w:rFonts w:ascii="Times New Roman" w:hAnsi="Times New Roman"/>
+          <w:b w:val="0"/>
+          <w:i w:val="0"/>
+          <w:sz w:val="24"/>
+          <w:rFonts w:ascii="Times New Roman" w:hAnsi="Times New Roman" w:cs="Times New Roman"/>
+        </w:rPr>
+        <w:t>A. Nhìn vào bàn phím liên tục</w:t>
+      </w:r>
+    </w:p>
+    <w:p>
+      <w:pPr>
+        <w:keepNext/>
+        <w:spacing w:before="0" w:after="20" w:line="276" w:lineRule="auto"/>
+        <w:ind w:left="360"/>
+      </w:pPr>
+      <w:r>
+        <w:rPr>
+          <w:rFonts w:ascii="Times New Roman" w:hAnsi="Times New Roman"/>
+          <w:b w:val="0"/>
+          <w:i w:val="0"/>
+          <w:sz w:val="24"/>
+          <w:rFonts w:ascii="Times New Roman" w:hAnsi="Times New Roman" w:cs="Times New Roman"/>
+        </w:rPr>
+        <w:t>B. Nhìn vào màn hình</w:t>
+      </w:r>
+    </w:p>
+    <w:p>
+      <w:pPr>
+        <w:keepNext/>
+        <w:spacing w:before="0" w:after="20" w:line="276" w:lineRule="auto"/>
+        <w:ind w:left="360"/>
+      </w:pPr>
+      <w:r>
+        <w:rPr>
+          <w:rFonts w:ascii="Times New Roman" w:hAnsi="Times New Roman"/>
+          <w:b w:val="0"/>
+          <w:i w:val="0"/>
+          <w:sz w:val="24"/>
+          <w:rFonts w:ascii="Times New Roman" w:hAnsi="Times New Roman" w:cs="Times New Roman"/>
+        </w:rPr>
+        <w:t>C. Nhìn vào tay</w:t>
+      </w:r>
+    </w:p>
+    <w:p>
+      <w:pPr>
+        <w:spacing w:before="0" w:after="50" w:line="276" w:lineRule="auto"/>
+        <w:ind w:left="360"/>
+      </w:pPr>
+      <w:r>
+        <w:rPr>
+          <w:rFonts w:ascii="Times New Roman" w:hAnsi="Times New Roman"/>
+          <w:b w:val="0"/>
+          <w:i w:val="0"/>
+          <w:sz w:val="24"/>
+          <w:rFonts w:ascii="Times New Roman" w:hAnsi="Times New Roman" w:cs="Times New Roman"/>
+        </w:rPr>
+        <w:t>D. Nhắm mắt</w:t>
+      </w:r>
+    </w:p>
+    <w:p>
+      <w:pPr>
+        <w:keepNext/>
         <w:spacing w:before="80" w:after="40" w:line="276" w:lineRule="auto"/>
         <w:jc w:val="left"/>
       </w:pPr>
@@ -2508,38 +2870,74 @@
     </w:p>
     <w:p>
       <w:pPr>
+        <w:keepNext/>
         <w:spacing w:before="0" w:after="20" w:line="276" w:lineRule="auto"/>
-        <w:jc w:val="left"/>
-      </w:pPr>
-      <w:r>
-        <w:rPr>
-          <w:rFonts w:ascii="Times New Roman" w:hAnsi="Times New Roman"/>
-          <w:b w:val="0"/>
-          <w:i w:val="0"/>
-          <w:sz w:val="24"/>
-          <w:rFonts w:ascii="Times New Roman" w:hAnsi="Times New Roman" w:cs="Times New Roman"/>
-        </w:rPr>
-        <w:t xml:space="preserve">    A. Là một cuốn sách in trên giấy         B. Là trang thông tin được hiển thị trên trình duyệt web</w:t>
-      </w:r>
-    </w:p>
-    <w:p>
-      <w:pPr>
-        <w:spacing w:before="0" w:after="40" w:line="276" w:lineRule="auto"/>
-        <w:jc w:val="left"/>
-      </w:pPr>
-      <w:r>
-        <w:rPr>
-          <w:rFonts w:ascii="Times New Roman" w:hAnsi="Times New Roman"/>
-          <w:b w:val="0"/>
-          <w:i w:val="0"/>
-          <w:sz w:val="24"/>
-          <w:rFonts w:ascii="Times New Roman" w:hAnsi="Times New Roman" w:cs="Times New Roman"/>
-        </w:rPr>
-        <w:t xml:space="preserve">    C. Là một phần mềm cài trong máy tính         D. Là một loại máy tính</w:t>
-      </w:r>
-    </w:p>
-    <w:p>
-      <w:pPr>
+        <w:ind w:left="360"/>
+      </w:pPr>
+      <w:r>
+        <w:rPr>
+          <w:rFonts w:ascii="Times New Roman" w:hAnsi="Times New Roman"/>
+          <w:b w:val="0"/>
+          <w:i w:val="0"/>
+          <w:sz w:val="24"/>
+          <w:rFonts w:ascii="Times New Roman" w:hAnsi="Times New Roman" w:cs="Times New Roman"/>
+        </w:rPr>
+        <w:t>A. Là một cuốn sách in trên giấy</w:t>
+      </w:r>
+    </w:p>
+    <w:p>
+      <w:pPr>
+        <w:keepNext/>
+        <w:spacing w:before="0" w:after="20" w:line="276" w:lineRule="auto"/>
+        <w:ind w:left="360"/>
+      </w:pPr>
+      <w:r>
+        <w:rPr>
+          <w:rFonts w:ascii="Times New Roman" w:hAnsi="Times New Roman"/>
+          <w:b w:val="0"/>
+          <w:i w:val="0"/>
+          <w:sz w:val="24"/>
+          <w:rFonts w:ascii="Times New Roman" w:hAnsi="Times New Roman" w:cs="Times New Roman"/>
+        </w:rPr>
+        <w:t>B. Là trang thông tin được hiển thị trên trình duyệt web</w:t>
+      </w:r>
+    </w:p>
+    <w:p>
+      <w:pPr>
+        <w:keepNext/>
+        <w:spacing w:before="0" w:after="20" w:line="276" w:lineRule="auto"/>
+        <w:ind w:left="360"/>
+      </w:pPr>
+      <w:r>
+        <w:rPr>
+          <w:rFonts w:ascii="Times New Roman" w:hAnsi="Times New Roman"/>
+          <w:b w:val="0"/>
+          <w:i w:val="0"/>
+          <w:sz w:val="24"/>
+          <w:rFonts w:ascii="Times New Roman" w:hAnsi="Times New Roman" w:cs="Times New Roman"/>
+        </w:rPr>
+        <w:t>C. Là một phần mềm cài trong máy tính</w:t>
+      </w:r>
+    </w:p>
+    <w:p>
+      <w:pPr>
+        <w:spacing w:before="0" w:after="50" w:line="276" w:lineRule="auto"/>
+        <w:ind w:left="360"/>
+      </w:pPr>
+      <w:r>
+        <w:rPr>
+          <w:rFonts w:ascii="Times New Roman" w:hAnsi="Times New Roman"/>
+          <w:b w:val="0"/>
+          <w:i w:val="0"/>
+          <w:sz w:val="24"/>
+          <w:rFonts w:ascii="Times New Roman" w:hAnsi="Times New Roman" w:cs="Times New Roman"/>
+        </w:rPr>
+        <w:t>D. Là một loại máy tính</w:t>
+      </w:r>
+    </w:p>
+    <w:p>
+      <w:pPr>
+        <w:keepNext/>
         <w:spacing w:before="80" w:after="40" w:line="276" w:lineRule="auto"/>
         <w:jc w:val="left"/>
       </w:pPr>
@@ -2556,38 +2954,52 @@
     </w:p>
     <w:p>
       <w:pPr>
+        <w:keepNext/>
+        <w:tabs>
+          <w:tab w:pos="360" w:val="left"/>
+          <w:tab w:pos="5112" w:val="left"/>
+        </w:tabs>
         <w:spacing w:before="0" w:after="20" w:line="276" w:lineRule="auto"/>
-        <w:jc w:val="left"/>
-      </w:pPr>
-      <w:r>
-        <w:rPr>
-          <w:rFonts w:ascii="Times New Roman" w:hAnsi="Times New Roman"/>
-          <w:b w:val="0"/>
-          <w:i w:val="0"/>
-          <w:sz w:val="24"/>
-          <w:rFonts w:ascii="Times New Roman" w:hAnsi="Times New Roman" w:cs="Times New Roman"/>
-        </w:rPr>
-        <w:t xml:space="preserve">    A. Microsoft Word         B. Google Chrome</w:t>
-      </w:r>
-    </w:p>
-    <w:p>
-      <w:pPr>
-        <w:spacing w:before="0" w:after="40" w:line="276" w:lineRule="auto"/>
-        <w:jc w:val="left"/>
-      </w:pPr>
-      <w:r>
-        <w:rPr>
-          <w:rFonts w:ascii="Times New Roman" w:hAnsi="Times New Roman"/>
-          <w:b w:val="0"/>
-          <w:i w:val="0"/>
-          <w:sz w:val="24"/>
-          <w:rFonts w:ascii="Times New Roman" w:hAnsi="Times New Roman" w:cs="Times New Roman"/>
-        </w:rPr>
-        <w:t xml:space="preserve">    C. Paint         D. Calculator</w:t>
-      </w:r>
-    </w:p>
-    <w:p>
-      <w:pPr>
+      </w:pPr>
+      <w:r>
+        <w:rPr>
+          <w:rFonts w:ascii="Times New Roman" w:hAnsi="Times New Roman"/>
+          <w:b w:val="0"/>
+          <w:i w:val="0"/>
+          <w:sz w:val="24"/>
+          <w:rFonts w:ascii="Times New Roman" w:hAnsi="Times New Roman" w:cs="Times New Roman"/>
+        </w:rPr>
+        <w:tab/>
+        <w:t>A. Microsoft Word</w:t>
+        <w:tab/>
+        <w:t>B. Google Chrome</w:t>
+      </w:r>
+    </w:p>
+    <w:p>
+      <w:pPr>
+        <w:tabs>
+          <w:tab w:pos="360" w:val="left"/>
+          <w:tab w:pos="5112" w:val="left"/>
+        </w:tabs>
+        <w:spacing w:before="0" w:after="50" w:line="276" w:lineRule="auto"/>
+      </w:pPr>
+      <w:r>
+        <w:rPr>
+          <w:rFonts w:ascii="Times New Roman" w:hAnsi="Times New Roman"/>
+          <w:b w:val="0"/>
+          <w:i w:val="0"/>
+          <w:sz w:val="24"/>
+          <w:rFonts w:ascii="Times New Roman" w:hAnsi="Times New Roman" w:cs="Times New Roman"/>
+        </w:rPr>
+        <w:tab/>
+        <w:t>C. Paint</w:t>
+        <w:tab/>
+        <w:t>D. Calculator</w:t>
+      </w:r>
+    </w:p>
+    <w:p>
+      <w:pPr>
+        <w:keepNext/>
         <w:spacing w:before="80" w:after="40" w:line="276" w:lineRule="auto"/>
         <w:jc w:val="left"/>
       </w:pPr>
@@ -2604,38 +3016,74 @@
     </w:p>
     <w:p>
       <w:pPr>
+        <w:keepNext/>
         <w:spacing w:before="0" w:after="20" w:line="276" w:lineRule="auto"/>
-        <w:jc w:val="left"/>
-      </w:pPr>
-      <w:r>
-        <w:rPr>
-          <w:rFonts w:ascii="Times New Roman" w:hAnsi="Times New Roman"/>
-          <w:b w:val="0"/>
-          <w:i w:val="0"/>
-          <w:sz w:val="24"/>
-          <w:rFonts w:ascii="Times New Roman" w:hAnsi="Times New Roman" w:cs="Times New Roman"/>
-        </w:rPr>
-        <w:t xml:space="preserve">    A. Gõ văn bản         B. Nhập địa chỉ trang web cần truy cập</w:t>
-      </w:r>
-    </w:p>
-    <w:p>
-      <w:pPr>
-        <w:spacing w:before="0" w:after="40" w:line="276" w:lineRule="auto"/>
-        <w:jc w:val="left"/>
-      </w:pPr>
-      <w:r>
-        <w:rPr>
-          <w:rFonts w:ascii="Times New Roman" w:hAnsi="Times New Roman"/>
-          <w:b w:val="0"/>
-          <w:i w:val="0"/>
-          <w:sz w:val="24"/>
-          <w:rFonts w:ascii="Times New Roman" w:hAnsi="Times New Roman" w:cs="Times New Roman"/>
-        </w:rPr>
-        <w:t xml:space="preserve">    C. Vẽ tranh         D. Tính toán</w:t>
-      </w:r>
-    </w:p>
-    <w:p>
-      <w:pPr>
+        <w:ind w:left="360"/>
+      </w:pPr>
+      <w:r>
+        <w:rPr>
+          <w:rFonts w:ascii="Times New Roman" w:hAnsi="Times New Roman"/>
+          <w:b w:val="0"/>
+          <w:i w:val="0"/>
+          <w:sz w:val="24"/>
+          <w:rFonts w:ascii="Times New Roman" w:hAnsi="Times New Roman" w:cs="Times New Roman"/>
+        </w:rPr>
+        <w:t>A. Gõ văn bản</w:t>
+      </w:r>
+    </w:p>
+    <w:p>
+      <w:pPr>
+        <w:keepNext/>
+        <w:spacing w:before="0" w:after="20" w:line="276" w:lineRule="auto"/>
+        <w:ind w:left="360"/>
+      </w:pPr>
+      <w:r>
+        <w:rPr>
+          <w:rFonts w:ascii="Times New Roman" w:hAnsi="Times New Roman"/>
+          <w:b w:val="0"/>
+          <w:i w:val="0"/>
+          <w:sz w:val="24"/>
+          <w:rFonts w:ascii="Times New Roman" w:hAnsi="Times New Roman" w:cs="Times New Roman"/>
+        </w:rPr>
+        <w:t>B. Nhập địa chỉ trang web cần truy cập</w:t>
+      </w:r>
+    </w:p>
+    <w:p>
+      <w:pPr>
+        <w:keepNext/>
+        <w:spacing w:before="0" w:after="20" w:line="276" w:lineRule="auto"/>
+        <w:ind w:left="360"/>
+      </w:pPr>
+      <w:r>
+        <w:rPr>
+          <w:rFonts w:ascii="Times New Roman" w:hAnsi="Times New Roman"/>
+          <w:b w:val="0"/>
+          <w:i w:val="0"/>
+          <w:sz w:val="24"/>
+          <w:rFonts w:ascii="Times New Roman" w:hAnsi="Times New Roman" w:cs="Times New Roman"/>
+        </w:rPr>
+        <w:t>C. Vẽ tranh</w:t>
+      </w:r>
+    </w:p>
+    <w:p>
+      <w:pPr>
+        <w:spacing w:before="0" w:after="50" w:line="276" w:lineRule="auto"/>
+        <w:ind w:left="360"/>
+      </w:pPr>
+      <w:r>
+        <w:rPr>
+          <w:rFonts w:ascii="Times New Roman" w:hAnsi="Times New Roman"/>
+          <w:b w:val="0"/>
+          <w:i w:val="0"/>
+          <w:sz w:val="24"/>
+          <w:rFonts w:ascii="Times New Roman" w:hAnsi="Times New Roman" w:cs="Times New Roman"/>
+        </w:rPr>
+        <w:t>D. Tính toán</w:t>
+      </w:r>
+    </w:p>
+    <w:p>
+      <w:pPr>
+        <w:keepNext/>
         <w:spacing w:before="80" w:after="40" w:line="276" w:lineRule="auto"/>
         <w:jc w:val="left"/>
       </w:pPr>
@@ -2652,38 +3100,74 @@
     </w:p>
     <w:p>
       <w:pPr>
+        <w:keepNext/>
         <w:spacing w:before="0" w:after="20" w:line="276" w:lineRule="auto"/>
-        <w:jc w:val="left"/>
-      </w:pPr>
-      <w:r>
-        <w:rPr>
-          <w:rFonts w:ascii="Times New Roman" w:hAnsi="Times New Roman"/>
-          <w:b w:val="0"/>
-          <w:i w:val="0"/>
-          <w:sz w:val="24"/>
-          <w:rFonts w:ascii="Times New Roman" w:hAnsi="Times New Roman" w:cs="Times New Roman"/>
-        </w:rPr>
-        <w:t xml:space="preserve">    A. Luôn có màu đen, không gạch chân         B. Thường có màu xanh, gạch chân, click vào sẽ chuyển sang trang khác</w:t>
-      </w:r>
-    </w:p>
-    <w:p>
-      <w:pPr>
-        <w:spacing w:before="0" w:after="40" w:line="276" w:lineRule="auto"/>
-        <w:jc w:val="left"/>
-      </w:pPr>
-      <w:r>
-        <w:rPr>
-          <w:rFonts w:ascii="Times New Roman" w:hAnsi="Times New Roman"/>
-          <w:b w:val="0"/>
-          <w:i w:val="0"/>
-          <w:sz w:val="24"/>
-          <w:rFonts w:ascii="Times New Roman" w:hAnsi="Times New Roman" w:cs="Times New Roman"/>
-        </w:rPr>
-        <w:t xml:space="preserve">    C. Không thể nhấn vào được         D. Là hình ảnh không có chữ</w:t>
-      </w:r>
-    </w:p>
-    <w:p>
-      <w:pPr>
+        <w:ind w:left="360"/>
+      </w:pPr>
+      <w:r>
+        <w:rPr>
+          <w:rFonts w:ascii="Times New Roman" w:hAnsi="Times New Roman"/>
+          <w:b w:val="0"/>
+          <w:i w:val="0"/>
+          <w:sz w:val="24"/>
+          <w:rFonts w:ascii="Times New Roman" w:hAnsi="Times New Roman" w:cs="Times New Roman"/>
+        </w:rPr>
+        <w:t>A. Luôn có màu đen, không gạch chân</w:t>
+      </w:r>
+    </w:p>
+    <w:p>
+      <w:pPr>
+        <w:keepNext/>
+        <w:spacing w:before="0" w:after="20" w:line="276" w:lineRule="auto"/>
+        <w:ind w:left="360"/>
+      </w:pPr>
+      <w:r>
+        <w:rPr>
+          <w:rFonts w:ascii="Times New Roman" w:hAnsi="Times New Roman"/>
+          <w:b w:val="0"/>
+          <w:i w:val="0"/>
+          <w:sz w:val="24"/>
+          <w:rFonts w:ascii="Times New Roman" w:hAnsi="Times New Roman" w:cs="Times New Roman"/>
+        </w:rPr>
+        <w:t>B. Thường có màu xanh, gạch chân, click vào sẽ chuyển sang trang khác</w:t>
+      </w:r>
+    </w:p>
+    <w:p>
+      <w:pPr>
+        <w:keepNext/>
+        <w:spacing w:before="0" w:after="20" w:line="276" w:lineRule="auto"/>
+        <w:ind w:left="360"/>
+      </w:pPr>
+      <w:r>
+        <w:rPr>
+          <w:rFonts w:ascii="Times New Roman" w:hAnsi="Times New Roman"/>
+          <w:b w:val="0"/>
+          <w:i w:val="0"/>
+          <w:sz w:val="24"/>
+          <w:rFonts w:ascii="Times New Roman" w:hAnsi="Times New Roman" w:cs="Times New Roman"/>
+        </w:rPr>
+        <w:t>C. Không thể nhấn vào được</w:t>
+      </w:r>
+    </w:p>
+    <w:p>
+      <w:pPr>
+        <w:spacing w:before="0" w:after="50" w:line="276" w:lineRule="auto"/>
+        <w:ind w:left="360"/>
+      </w:pPr>
+      <w:r>
+        <w:rPr>
+          <w:rFonts w:ascii="Times New Roman" w:hAnsi="Times New Roman"/>
+          <w:b w:val="0"/>
+          <w:i w:val="0"/>
+          <w:sz w:val="24"/>
+          <w:rFonts w:ascii="Times New Roman" w:hAnsi="Times New Roman" w:cs="Times New Roman"/>
+        </w:rPr>
+        <w:t>D. Là hình ảnh không có chữ</w:t>
+      </w:r>
+    </w:p>
+    <w:p>
+      <w:pPr>
+        <w:keepNext/>
         <w:spacing w:before="80" w:after="40" w:line="276" w:lineRule="auto"/>
         <w:jc w:val="left"/>
       </w:pPr>
@@ -2700,38 +3184,74 @@
     </w:p>
     <w:p>
       <w:pPr>
+        <w:keepNext/>
         <w:spacing w:before="0" w:after="20" w:line="276" w:lineRule="auto"/>
-        <w:jc w:val="left"/>
-      </w:pPr>
-      <w:r>
-        <w:rPr>
-          <w:rFonts w:ascii="Times New Roman" w:hAnsi="Times New Roman"/>
-          <w:b w:val="0"/>
-          <w:i w:val="0"/>
-          <w:sz w:val="24"/>
-          <w:rFonts w:ascii="Times New Roman" w:hAnsi="Times New Roman" w:cs="Times New Roman"/>
-        </w:rPr>
-        <w:t xml:space="preserve">    A. Chỉ có chữ         B. Chỉ có hình ảnh</w:t>
-      </w:r>
-    </w:p>
-    <w:p>
-      <w:pPr>
-        <w:spacing w:before="0" w:after="40" w:line="276" w:lineRule="auto"/>
-        <w:jc w:val="left"/>
-      </w:pPr>
-      <w:r>
-        <w:rPr>
-          <w:rFonts w:ascii="Times New Roman" w:hAnsi="Times New Roman"/>
-          <w:b w:val="0"/>
-          <w:i w:val="0"/>
-          <w:sz w:val="24"/>
-          <w:rFonts w:ascii="Times New Roman" w:hAnsi="Times New Roman" w:cs="Times New Roman"/>
-        </w:rPr>
-        <w:t xml:space="preserve">    C. Văn bản, hình ảnh, âm thanh, video         D. Chỉ có video</w:t>
-      </w:r>
-    </w:p>
-    <w:p>
-      <w:pPr>
+        <w:ind w:left="360"/>
+      </w:pPr>
+      <w:r>
+        <w:rPr>
+          <w:rFonts w:ascii="Times New Roman" w:hAnsi="Times New Roman"/>
+          <w:b w:val="0"/>
+          <w:i w:val="0"/>
+          <w:sz w:val="24"/>
+          <w:rFonts w:ascii="Times New Roman" w:hAnsi="Times New Roman" w:cs="Times New Roman"/>
+        </w:rPr>
+        <w:t>A. Chỉ có chữ</w:t>
+      </w:r>
+    </w:p>
+    <w:p>
+      <w:pPr>
+        <w:keepNext/>
+        <w:spacing w:before="0" w:after="20" w:line="276" w:lineRule="auto"/>
+        <w:ind w:left="360"/>
+      </w:pPr>
+      <w:r>
+        <w:rPr>
+          <w:rFonts w:ascii="Times New Roman" w:hAnsi="Times New Roman"/>
+          <w:b w:val="0"/>
+          <w:i w:val="0"/>
+          <w:sz w:val="24"/>
+          <w:rFonts w:ascii="Times New Roman" w:hAnsi="Times New Roman" w:cs="Times New Roman"/>
+        </w:rPr>
+        <w:t>B. Chỉ có hình ảnh</w:t>
+      </w:r>
+    </w:p>
+    <w:p>
+      <w:pPr>
+        <w:keepNext/>
+        <w:spacing w:before="0" w:after="20" w:line="276" w:lineRule="auto"/>
+        <w:ind w:left="360"/>
+      </w:pPr>
+      <w:r>
+        <w:rPr>
+          <w:rFonts w:ascii="Times New Roman" w:hAnsi="Times New Roman"/>
+          <w:b w:val="0"/>
+          <w:i w:val="0"/>
+          <w:sz w:val="24"/>
+          <w:rFonts w:ascii="Times New Roman" w:hAnsi="Times New Roman" w:cs="Times New Roman"/>
+        </w:rPr>
+        <w:t>C. Văn bản, hình ảnh, âm thanh, video</w:t>
+      </w:r>
+    </w:p>
+    <w:p>
+      <w:pPr>
+        <w:spacing w:before="0" w:after="50" w:line="276" w:lineRule="auto"/>
+        <w:ind w:left="360"/>
+      </w:pPr>
+      <w:r>
+        <w:rPr>
+          <w:rFonts w:ascii="Times New Roman" w:hAnsi="Times New Roman"/>
+          <w:b w:val="0"/>
+          <w:i w:val="0"/>
+          <w:sz w:val="24"/>
+          <w:rFonts w:ascii="Times New Roman" w:hAnsi="Times New Roman" w:cs="Times New Roman"/>
+        </w:rPr>
+        <w:t>D. Chỉ có video</w:t>
+      </w:r>
+    </w:p>
+    <w:p>
+      <w:pPr>
+        <w:keepNext/>
         <w:spacing w:before="80" w:after="40" w:line="276" w:lineRule="auto"/>
         <w:jc w:val="left"/>
       </w:pPr>
@@ -2748,38 +3268,74 @@
     </w:p>
     <w:p>
       <w:pPr>
+        <w:keepNext/>
         <w:spacing w:before="0" w:after="20" w:line="276" w:lineRule="auto"/>
-        <w:jc w:val="left"/>
-      </w:pPr>
-      <w:r>
-        <w:rPr>
-          <w:rFonts w:ascii="Times New Roman" w:hAnsi="Times New Roman"/>
-          <w:b w:val="0"/>
-          <w:i w:val="0"/>
-          <w:sz w:val="24"/>
-          <w:rFonts w:ascii="Times New Roman" w:hAnsi="Times New Roman" w:cs="Times New Roman"/>
-        </w:rPr>
-        <w:t xml:space="preserve">    A. Chỉ cần có máy tính         B. Máy tính hoặc điện thoại có kết nối Internet và trình duyệt web</w:t>
-      </w:r>
-    </w:p>
-    <w:p>
-      <w:pPr>
-        <w:spacing w:before="0" w:after="40" w:line="276" w:lineRule="auto"/>
-        <w:jc w:val="left"/>
-      </w:pPr>
-      <w:r>
-        <w:rPr>
-          <w:rFonts w:ascii="Times New Roman" w:hAnsi="Times New Roman"/>
-          <w:b w:val="0"/>
-          <w:i w:val="0"/>
-          <w:sz w:val="24"/>
-          <w:rFonts w:ascii="Times New Roman" w:hAnsi="Times New Roman" w:cs="Times New Roman"/>
-        </w:rPr>
-        <w:t xml:space="preserve">    C. Chỉ cần có bàn phím         D. Chỉ cần có loa</w:t>
-      </w:r>
-    </w:p>
-    <w:p>
-      <w:pPr>
+        <w:ind w:left="360"/>
+      </w:pPr>
+      <w:r>
+        <w:rPr>
+          <w:rFonts w:ascii="Times New Roman" w:hAnsi="Times New Roman"/>
+          <w:b w:val="0"/>
+          <w:i w:val="0"/>
+          <w:sz w:val="24"/>
+          <w:rFonts w:ascii="Times New Roman" w:hAnsi="Times New Roman" w:cs="Times New Roman"/>
+        </w:rPr>
+        <w:t>A. Chỉ cần có máy tính</w:t>
+      </w:r>
+    </w:p>
+    <w:p>
+      <w:pPr>
+        <w:keepNext/>
+        <w:spacing w:before="0" w:after="20" w:line="276" w:lineRule="auto"/>
+        <w:ind w:left="360"/>
+      </w:pPr>
+      <w:r>
+        <w:rPr>
+          <w:rFonts w:ascii="Times New Roman" w:hAnsi="Times New Roman"/>
+          <w:b w:val="0"/>
+          <w:i w:val="0"/>
+          <w:sz w:val="24"/>
+          <w:rFonts w:ascii="Times New Roman" w:hAnsi="Times New Roman" w:cs="Times New Roman"/>
+        </w:rPr>
+        <w:t>B. Máy tính hoặc điện thoại có kết nối Internet và trình duyệt web</w:t>
+      </w:r>
+    </w:p>
+    <w:p>
+      <w:pPr>
+        <w:keepNext/>
+        <w:spacing w:before="0" w:after="20" w:line="276" w:lineRule="auto"/>
+        <w:ind w:left="360"/>
+      </w:pPr>
+      <w:r>
+        <w:rPr>
+          <w:rFonts w:ascii="Times New Roman" w:hAnsi="Times New Roman"/>
+          <w:b w:val="0"/>
+          <w:i w:val="0"/>
+          <w:sz w:val="24"/>
+          <w:rFonts w:ascii="Times New Roman" w:hAnsi="Times New Roman" w:cs="Times New Roman"/>
+        </w:rPr>
+        <w:t>C. Chỉ cần có bàn phím</w:t>
+      </w:r>
+    </w:p>
+    <w:p>
+      <w:pPr>
+        <w:spacing w:before="0" w:after="50" w:line="276" w:lineRule="auto"/>
+        <w:ind w:left="360"/>
+      </w:pPr>
+      <w:r>
+        <w:rPr>
+          <w:rFonts w:ascii="Times New Roman" w:hAnsi="Times New Roman"/>
+          <w:b w:val="0"/>
+          <w:i w:val="0"/>
+          <w:sz w:val="24"/>
+          <w:rFonts w:ascii="Times New Roman" w:hAnsi="Times New Roman" w:cs="Times New Roman"/>
+        </w:rPr>
+        <w:t>D. Chỉ cần có loa</w:t>
+      </w:r>
+    </w:p>
+    <w:p>
+      <w:pPr>
+        <w:keepNext/>
         <w:spacing w:before="80" w:after="40" w:line="276" w:lineRule="auto"/>
         <w:jc w:val="left"/>
       </w:pPr>
@@ -2796,38 +3352,35 @@
     </w:p>
     <w:p>
       <w:pPr>
-        <w:spacing w:before="0" w:after="20" w:line="276" w:lineRule="auto"/>
-        <w:jc w:val="left"/>
-      </w:pPr>
-      <w:r>
-        <w:rPr>
-          <w:rFonts w:ascii="Times New Roman" w:hAnsi="Times New Roman"/>
-          <w:b w:val="0"/>
-          <w:i w:val="0"/>
-          <w:sz w:val="24"/>
-          <w:rFonts w:ascii="Times New Roman" w:hAnsi="Times New Roman" w:cs="Times New Roman"/>
-        </w:rPr>
-        <w:t xml:space="preserve">    A. .com         B. .edu.vn</w:t>
-      </w:r>
-    </w:p>
-    <w:p>
-      <w:pPr>
-        <w:spacing w:before="0" w:after="40" w:line="276" w:lineRule="auto"/>
-        <w:jc w:val="left"/>
-      </w:pPr>
-      <w:r>
-        <w:rPr>
-          <w:rFonts w:ascii="Times New Roman" w:hAnsi="Times New Roman"/>
-          <w:b w:val="0"/>
-          <w:i w:val="0"/>
-          <w:sz w:val="24"/>
-          <w:rFonts w:ascii="Times New Roman" w:hAnsi="Times New Roman" w:cs="Times New Roman"/>
-        </w:rPr>
-        <w:t xml:space="preserve">    C. .xyz         D. .game</w:t>
-      </w:r>
-    </w:p>
-    <w:p>
-      <w:pPr>
+        <w:tabs>
+          <w:tab w:pos="360" w:val="left"/>
+          <w:tab w:pos="2664" w:val="left"/>
+          <w:tab w:pos="4968" w:val="left"/>
+          <w:tab w:pos="7272" w:val="left"/>
+        </w:tabs>
+        <w:spacing w:before="0" w:after="50" w:line="276" w:lineRule="auto"/>
+      </w:pPr>
+      <w:r>
+        <w:rPr>
+          <w:rFonts w:ascii="Times New Roman" w:hAnsi="Times New Roman"/>
+          <w:b w:val="0"/>
+          <w:i w:val="0"/>
+          <w:sz w:val="24"/>
+          <w:rFonts w:ascii="Times New Roman" w:hAnsi="Times New Roman" w:cs="Times New Roman"/>
+        </w:rPr>
+        <w:tab/>
+        <w:t>A. .com</w:t>
+        <w:tab/>
+        <w:t>B. .edu.vn</w:t>
+        <w:tab/>
+        <w:t>C. .xyz</w:t>
+        <w:tab/>
+        <w:t>D. .game</w:t>
+      </w:r>
+    </w:p>
+    <w:p>
+      <w:pPr>
+        <w:keepNext/>
         <w:spacing w:before="80" w:after="40" w:line="276" w:lineRule="auto"/>
         <w:jc w:val="left"/>
       </w:pPr>
@@ -2844,38 +3397,74 @@
     </w:p>
     <w:p>
       <w:pPr>
+        <w:keepNext/>
         <w:spacing w:before="0" w:after="20" w:line="276" w:lineRule="auto"/>
-        <w:jc w:val="left"/>
-      </w:pPr>
-      <w:r>
-        <w:rPr>
-          <w:rFonts w:ascii="Times New Roman" w:hAnsi="Times New Roman"/>
-          <w:b w:val="0"/>
-          <w:i w:val="0"/>
-          <w:sz w:val="24"/>
-          <w:rFonts w:ascii="Times New Roman" w:hAnsi="Times New Roman" w:cs="Times New Roman"/>
-        </w:rPr>
-        <w:t xml:space="preserve">    A. Trang web bị khóa, không truy cập được         B. Kết nối an toàn, thông tin được bảo mật</w:t>
-      </w:r>
-    </w:p>
-    <w:p>
-      <w:pPr>
-        <w:spacing w:before="0" w:after="40" w:line="276" w:lineRule="auto"/>
-        <w:jc w:val="left"/>
-      </w:pPr>
-      <w:r>
-        <w:rPr>
-          <w:rFonts w:ascii="Times New Roman" w:hAnsi="Times New Roman"/>
-          <w:b w:val="0"/>
-          <w:i w:val="0"/>
-          <w:sz w:val="24"/>
-          <w:rFonts w:ascii="Times New Roman" w:hAnsi="Times New Roman" w:cs="Times New Roman"/>
-        </w:rPr>
-        <w:t xml:space="preserve">    C. Trang web có virus         D. Máy tính bị hỏng</w:t>
-      </w:r>
-    </w:p>
-    <w:p>
-      <w:pPr>
+        <w:ind w:left="360"/>
+      </w:pPr>
+      <w:r>
+        <w:rPr>
+          <w:rFonts w:ascii="Times New Roman" w:hAnsi="Times New Roman"/>
+          <w:b w:val="0"/>
+          <w:i w:val="0"/>
+          <w:sz w:val="24"/>
+          <w:rFonts w:ascii="Times New Roman" w:hAnsi="Times New Roman" w:cs="Times New Roman"/>
+        </w:rPr>
+        <w:t>A. Trang web bị khóa, không truy cập được</w:t>
+      </w:r>
+    </w:p>
+    <w:p>
+      <w:pPr>
+        <w:keepNext/>
+        <w:spacing w:before="0" w:after="20" w:line="276" w:lineRule="auto"/>
+        <w:ind w:left="360"/>
+      </w:pPr>
+      <w:r>
+        <w:rPr>
+          <w:rFonts w:ascii="Times New Roman" w:hAnsi="Times New Roman"/>
+          <w:b w:val="0"/>
+          <w:i w:val="0"/>
+          <w:sz w:val="24"/>
+          <w:rFonts w:ascii="Times New Roman" w:hAnsi="Times New Roman" w:cs="Times New Roman"/>
+        </w:rPr>
+        <w:t>B. Kết nối an toàn, thông tin được bảo mật</w:t>
+      </w:r>
+    </w:p>
+    <w:p>
+      <w:pPr>
+        <w:keepNext/>
+        <w:spacing w:before="0" w:after="20" w:line="276" w:lineRule="auto"/>
+        <w:ind w:left="360"/>
+      </w:pPr>
+      <w:r>
+        <w:rPr>
+          <w:rFonts w:ascii="Times New Roman" w:hAnsi="Times New Roman"/>
+          <w:b w:val="0"/>
+          <w:i w:val="0"/>
+          <w:sz w:val="24"/>
+          <w:rFonts w:ascii="Times New Roman" w:hAnsi="Times New Roman" w:cs="Times New Roman"/>
+        </w:rPr>
+        <w:t>C. Trang web có virus</w:t>
+      </w:r>
+    </w:p>
+    <w:p>
+      <w:pPr>
+        <w:spacing w:before="0" w:after="50" w:line="276" w:lineRule="auto"/>
+        <w:ind w:left="360"/>
+      </w:pPr>
+      <w:r>
+        <w:rPr>
+          <w:rFonts w:ascii="Times New Roman" w:hAnsi="Times New Roman"/>
+          <w:b w:val="0"/>
+          <w:i w:val="0"/>
+          <w:sz w:val="24"/>
+          <w:rFonts w:ascii="Times New Roman" w:hAnsi="Times New Roman" w:cs="Times New Roman"/>
+        </w:rPr>
+        <w:t>D. Máy tính bị hỏng</w:t>
+      </w:r>
+    </w:p>
+    <w:p>
+      <w:pPr>
+        <w:keepNext/>
         <w:spacing w:before="80" w:after="40" w:line="276" w:lineRule="auto"/>
         <w:jc w:val="left"/>
       </w:pPr>
@@ -2892,38 +3481,52 @@
     </w:p>
     <w:p>
       <w:pPr>
+        <w:keepNext/>
+        <w:tabs>
+          <w:tab w:pos="360" w:val="left"/>
+          <w:tab w:pos="5112" w:val="left"/>
+        </w:tabs>
         <w:spacing w:before="0" w:after="20" w:line="276" w:lineRule="auto"/>
-        <w:jc w:val="left"/>
-      </w:pPr>
-      <w:r>
-        <w:rPr>
-          <w:rFonts w:ascii="Times New Roman" w:hAnsi="Times New Roman"/>
-          <w:b w:val="0"/>
-          <w:i w:val="0"/>
-          <w:sz w:val="24"/>
-          <w:rFonts w:ascii="Times New Roman" w:hAnsi="Times New Roman" w:cs="Times New Roman"/>
-        </w:rPr>
-        <w:t xml:space="preserve">    A. Tắt trình duyệt         B. Quay lại trang web trước đó</w:t>
-      </w:r>
-    </w:p>
-    <w:p>
-      <w:pPr>
-        <w:spacing w:before="0" w:after="40" w:line="276" w:lineRule="auto"/>
-        <w:jc w:val="left"/>
-      </w:pPr>
-      <w:r>
-        <w:rPr>
-          <w:rFonts w:ascii="Times New Roman" w:hAnsi="Times New Roman"/>
-          <w:b w:val="0"/>
-          <w:i w:val="0"/>
-          <w:sz w:val="24"/>
-          <w:rFonts w:ascii="Times New Roman" w:hAnsi="Times New Roman" w:cs="Times New Roman"/>
-        </w:rPr>
-        <w:t xml:space="preserve">    C. Tải trang web nhanh hơn         D. In trang web</w:t>
-      </w:r>
-    </w:p>
-    <w:p>
-      <w:pPr>
+      </w:pPr>
+      <w:r>
+        <w:rPr>
+          <w:rFonts w:ascii="Times New Roman" w:hAnsi="Times New Roman"/>
+          <w:b w:val="0"/>
+          <w:i w:val="0"/>
+          <w:sz w:val="24"/>
+          <w:rFonts w:ascii="Times New Roman" w:hAnsi="Times New Roman" w:cs="Times New Roman"/>
+        </w:rPr>
+        <w:tab/>
+        <w:t>A. Tắt trình duyệt</w:t>
+        <w:tab/>
+        <w:t>B. Quay lại trang web trước đó</w:t>
+      </w:r>
+    </w:p>
+    <w:p>
+      <w:pPr>
+        <w:tabs>
+          <w:tab w:pos="360" w:val="left"/>
+          <w:tab w:pos="5112" w:val="left"/>
+        </w:tabs>
+        <w:spacing w:before="0" w:after="50" w:line="276" w:lineRule="auto"/>
+      </w:pPr>
+      <w:r>
+        <w:rPr>
+          <w:rFonts w:ascii="Times New Roman" w:hAnsi="Times New Roman"/>
+          <w:b w:val="0"/>
+          <w:i w:val="0"/>
+          <w:sz w:val="24"/>
+          <w:rFonts w:ascii="Times New Roman" w:hAnsi="Times New Roman" w:cs="Times New Roman"/>
+        </w:rPr>
+        <w:tab/>
+        <w:t>C. Tải trang web nhanh hơn</w:t>
+        <w:tab/>
+        <w:t>D. In trang web</w:t>
+      </w:r>
+    </w:p>
+    <w:p>
+      <w:pPr>
+        <w:keepNext/>
         <w:spacing w:before="80" w:after="40" w:line="276" w:lineRule="auto"/>
         <w:jc w:val="left"/>
       </w:pPr>
@@ -2940,38 +3543,74 @@
     </w:p>
     <w:p>
       <w:pPr>
+        <w:keepNext/>
         <w:spacing w:before="0" w:after="20" w:line="276" w:lineRule="auto"/>
-        <w:jc w:val="left"/>
-      </w:pPr>
-      <w:r>
-        <w:rPr>
-          <w:rFonts w:ascii="Times New Roman" w:hAnsi="Times New Roman"/>
-          <w:b w:val="0"/>
-          <w:i w:val="0"/>
-          <w:sz w:val="24"/>
-          <w:rFonts w:ascii="Times New Roman" w:hAnsi="Times New Roman" w:cs="Times New Roman"/>
-        </w:rPr>
-        <w:t xml:space="preserve">    A. Mở nhiều trang web cùng lúc         B. Tắt Internet</w:t>
-      </w:r>
-    </w:p>
-    <w:p>
-      <w:pPr>
-        <w:spacing w:before="0" w:after="40" w:line="276" w:lineRule="auto"/>
-        <w:jc w:val="left"/>
-      </w:pPr>
-      <w:r>
-        <w:rPr>
-          <w:rFonts w:ascii="Times New Roman" w:hAnsi="Times New Roman"/>
-          <w:b w:val="0"/>
-          <w:i w:val="0"/>
-          <w:sz w:val="24"/>
-          <w:rFonts w:ascii="Times New Roman" w:hAnsi="Times New Roman" w:cs="Times New Roman"/>
-        </w:rPr>
-        <w:t xml:space="preserve">    C. Xóa lịch sử duyệt web         D. Tải game</w:t>
-      </w:r>
-    </w:p>
-    <w:p>
-      <w:pPr>
+        <w:ind w:left="360"/>
+      </w:pPr>
+      <w:r>
+        <w:rPr>
+          <w:rFonts w:ascii="Times New Roman" w:hAnsi="Times New Roman"/>
+          <w:b w:val="0"/>
+          <w:i w:val="0"/>
+          <w:sz w:val="24"/>
+          <w:rFonts w:ascii="Times New Roman" w:hAnsi="Times New Roman" w:cs="Times New Roman"/>
+        </w:rPr>
+        <w:t>A. Mở nhiều trang web cùng lúc</w:t>
+      </w:r>
+    </w:p>
+    <w:p>
+      <w:pPr>
+        <w:keepNext/>
+        <w:spacing w:before="0" w:after="20" w:line="276" w:lineRule="auto"/>
+        <w:ind w:left="360"/>
+      </w:pPr>
+      <w:r>
+        <w:rPr>
+          <w:rFonts w:ascii="Times New Roman" w:hAnsi="Times New Roman"/>
+          <w:b w:val="0"/>
+          <w:i w:val="0"/>
+          <w:sz w:val="24"/>
+          <w:rFonts w:ascii="Times New Roman" w:hAnsi="Times New Roman" w:cs="Times New Roman"/>
+        </w:rPr>
+        <w:t>B. Tắt Internet</w:t>
+      </w:r>
+    </w:p>
+    <w:p>
+      <w:pPr>
+        <w:keepNext/>
+        <w:spacing w:before="0" w:after="20" w:line="276" w:lineRule="auto"/>
+        <w:ind w:left="360"/>
+      </w:pPr>
+      <w:r>
+        <w:rPr>
+          <w:rFonts w:ascii="Times New Roman" w:hAnsi="Times New Roman"/>
+          <w:b w:val="0"/>
+          <w:i w:val="0"/>
+          <w:sz w:val="24"/>
+          <w:rFonts w:ascii="Times New Roman" w:hAnsi="Times New Roman" w:cs="Times New Roman"/>
+        </w:rPr>
+        <w:t>C. Xóa lịch sử duyệt web</w:t>
+      </w:r>
+    </w:p>
+    <w:p>
+      <w:pPr>
+        <w:spacing w:before="0" w:after="50" w:line="276" w:lineRule="auto"/>
+        <w:ind w:left="360"/>
+      </w:pPr>
+      <w:r>
+        <w:rPr>
+          <w:rFonts w:ascii="Times New Roman" w:hAnsi="Times New Roman"/>
+          <w:b w:val="0"/>
+          <w:i w:val="0"/>
+          <w:sz w:val="24"/>
+          <w:rFonts w:ascii="Times New Roman" w:hAnsi="Times New Roman" w:cs="Times New Roman"/>
+        </w:rPr>
+        <w:t>D. Tải game</w:t>
+      </w:r>
+    </w:p>
+    <w:p>
+      <w:pPr>
+        <w:keepNext/>
         <w:spacing w:before="80" w:after="40" w:line="276" w:lineRule="auto"/>
         <w:jc w:val="left"/>
       </w:pPr>
@@ -2988,38 +3627,35 @@
     </w:p>
     <w:p>
       <w:pPr>
-        <w:spacing w:before="0" w:after="20" w:line="276" w:lineRule="auto"/>
-        <w:jc w:val="left"/>
-      </w:pPr>
-      <w:r>
-        <w:rPr>
-          <w:rFonts w:ascii="Times New Roman" w:hAnsi="Times New Roman"/>
-          <w:b w:val="0"/>
-          <w:i w:val="0"/>
-          <w:sz w:val="24"/>
-          <w:rFonts w:ascii="Times New Roman" w:hAnsi="Times New Roman" w:cs="Times New Roman"/>
-        </w:rPr>
-        <w:t xml:space="preserve">    A. Yahoo         B. Google</w:t>
-      </w:r>
-    </w:p>
-    <w:p>
-      <w:pPr>
-        <w:spacing w:before="0" w:after="40" w:line="276" w:lineRule="auto"/>
-        <w:jc w:val="left"/>
-      </w:pPr>
-      <w:r>
-        <w:rPr>
-          <w:rFonts w:ascii="Times New Roman" w:hAnsi="Times New Roman"/>
-          <w:b w:val="0"/>
-          <w:i w:val="0"/>
-          <w:sz w:val="24"/>
-          <w:rFonts w:ascii="Times New Roman" w:hAnsi="Times New Roman" w:cs="Times New Roman"/>
-        </w:rPr>
-        <w:t xml:space="preserve">    C. Bing         D. Ask</w:t>
-      </w:r>
-    </w:p>
-    <w:p>
-      <w:pPr>
+        <w:tabs>
+          <w:tab w:pos="360" w:val="left"/>
+          <w:tab w:pos="2664" w:val="left"/>
+          <w:tab w:pos="4968" w:val="left"/>
+          <w:tab w:pos="7272" w:val="left"/>
+        </w:tabs>
+        <w:spacing w:before="0" w:after="50" w:line="276" w:lineRule="auto"/>
+      </w:pPr>
+      <w:r>
+        <w:rPr>
+          <w:rFonts w:ascii="Times New Roman" w:hAnsi="Times New Roman"/>
+          <w:b w:val="0"/>
+          <w:i w:val="0"/>
+          <w:sz w:val="24"/>
+          <w:rFonts w:ascii="Times New Roman" w:hAnsi="Times New Roman" w:cs="Times New Roman"/>
+        </w:rPr>
+        <w:tab/>
+        <w:t>A. Yahoo</w:t>
+        <w:tab/>
+        <w:t>B. Google</w:t>
+        <w:tab/>
+        <w:t>C. Bing</w:t>
+        <w:tab/>
+        <w:t>D. Ask</w:t>
+      </w:r>
+    </w:p>
+    <w:p>
+      <w:pPr>
+        <w:keepNext/>
         <w:spacing w:before="80" w:after="40" w:line="276" w:lineRule="auto"/>
         <w:jc w:val="left"/>
       </w:pPr>
@@ -3036,38 +3672,74 @@
     </w:p>
     <w:p>
       <w:pPr>
+        <w:keepNext/>
         <w:spacing w:before="0" w:after="20" w:line="276" w:lineRule="auto"/>
-        <w:jc w:val="left"/>
-      </w:pPr>
-      <w:r>
-        <w:rPr>
-          <w:rFonts w:ascii="Times New Roman" w:hAnsi="Times New Roman"/>
-          <w:b w:val="0"/>
-          <w:i w:val="0"/>
-          <w:sz w:val="24"/>
-          <w:rFonts w:ascii="Times New Roman" w:hAnsi="Times New Roman" w:cs="Times New Roman"/>
-        </w:rPr>
-        <w:t xml:space="preserve">    A. Địa chỉ nhà em         B. Từ khóa liên quan đến nội dung cần tìm</w:t>
-      </w:r>
-    </w:p>
-    <w:p>
-      <w:pPr>
-        <w:spacing w:before="0" w:after="40" w:line="276" w:lineRule="auto"/>
-        <w:jc w:val="left"/>
-      </w:pPr>
-      <w:r>
-        <w:rPr>
-          <w:rFonts w:ascii="Times New Roman" w:hAnsi="Times New Roman"/>
-          <w:b w:val="0"/>
-          <w:i w:val="0"/>
-          <w:sz w:val="24"/>
-          <w:rFonts w:ascii="Times New Roman" w:hAnsi="Times New Roman" w:cs="Times New Roman"/>
-        </w:rPr>
-        <w:t xml:space="preserve">    C. Số điện thoại         D. Mật khẩu email</w:t>
-      </w:r>
-    </w:p>
-    <w:p>
-      <w:pPr>
+        <w:ind w:left="360"/>
+      </w:pPr>
+      <w:r>
+        <w:rPr>
+          <w:rFonts w:ascii="Times New Roman" w:hAnsi="Times New Roman"/>
+          <w:b w:val="0"/>
+          <w:i w:val="0"/>
+          <w:sz w:val="24"/>
+          <w:rFonts w:ascii="Times New Roman" w:hAnsi="Times New Roman" w:cs="Times New Roman"/>
+        </w:rPr>
+        <w:t>A. Địa chỉ nhà em</w:t>
+      </w:r>
+    </w:p>
+    <w:p>
+      <w:pPr>
+        <w:keepNext/>
+        <w:spacing w:before="0" w:after="20" w:line="276" w:lineRule="auto"/>
+        <w:ind w:left="360"/>
+      </w:pPr>
+      <w:r>
+        <w:rPr>
+          <w:rFonts w:ascii="Times New Roman" w:hAnsi="Times New Roman"/>
+          <w:b w:val="0"/>
+          <w:i w:val="0"/>
+          <w:sz w:val="24"/>
+          <w:rFonts w:ascii="Times New Roman" w:hAnsi="Times New Roman" w:cs="Times New Roman"/>
+        </w:rPr>
+        <w:t>B. Từ khóa liên quan đến nội dung cần tìm</w:t>
+      </w:r>
+    </w:p>
+    <w:p>
+      <w:pPr>
+        <w:keepNext/>
+        <w:spacing w:before="0" w:after="20" w:line="276" w:lineRule="auto"/>
+        <w:ind w:left="360"/>
+      </w:pPr>
+      <w:r>
+        <w:rPr>
+          <w:rFonts w:ascii="Times New Roman" w:hAnsi="Times New Roman"/>
+          <w:b w:val="0"/>
+          <w:i w:val="0"/>
+          <w:sz w:val="24"/>
+          <w:rFonts w:ascii="Times New Roman" w:hAnsi="Times New Roman" w:cs="Times New Roman"/>
+        </w:rPr>
+        <w:t>C. Số điện thoại</w:t>
+      </w:r>
+    </w:p>
+    <w:p>
+      <w:pPr>
+        <w:spacing w:before="0" w:after="50" w:line="276" w:lineRule="auto"/>
+        <w:ind w:left="360"/>
+      </w:pPr>
+      <w:r>
+        <w:rPr>
+          <w:rFonts w:ascii="Times New Roman" w:hAnsi="Times New Roman"/>
+          <w:b w:val="0"/>
+          <w:i w:val="0"/>
+          <w:sz w:val="24"/>
+          <w:rFonts w:ascii="Times New Roman" w:hAnsi="Times New Roman" w:cs="Times New Roman"/>
+        </w:rPr>
+        <w:t>D. Mật khẩu email</w:t>
+      </w:r>
+    </w:p>
+    <w:p>
+      <w:pPr>
+        <w:keepNext/>
         <w:spacing w:before="80" w:after="40" w:line="276" w:lineRule="auto"/>
         <w:jc w:val="left"/>
       </w:pPr>
@@ -3084,38 +3756,52 @@
     </w:p>
     <w:p>
       <w:pPr>
+        <w:keepNext/>
+        <w:tabs>
+          <w:tab w:pos="360" w:val="left"/>
+          <w:tab w:pos="5112" w:val="left"/>
+        </w:tabs>
         <w:spacing w:before="0" w:after="20" w:line="276" w:lineRule="auto"/>
-        <w:jc w:val="left"/>
-      </w:pPr>
-      <w:r>
-        <w:rPr>
-          <w:rFonts w:ascii="Times New Roman" w:hAnsi="Times New Roman"/>
-          <w:b w:val="0"/>
-          <w:i w:val="0"/>
-          <w:sz w:val="24"/>
-          <w:rFonts w:ascii="Times New Roman" w:hAnsi="Times New Roman" w:cs="Times New Roman"/>
-        </w:rPr>
-        <w:t xml:space="preserve">    A. TP. Hồ Chí Minh         B. Đà Nẵng</w:t>
-      </w:r>
-    </w:p>
-    <w:p>
-      <w:pPr>
-        <w:spacing w:before="0" w:after="40" w:line="276" w:lineRule="auto"/>
-        <w:jc w:val="left"/>
-      </w:pPr>
-      <w:r>
-        <w:rPr>
-          <w:rFonts w:ascii="Times New Roman" w:hAnsi="Times New Roman"/>
-          <w:b w:val="0"/>
-          <w:i w:val="0"/>
-          <w:sz w:val="24"/>
-          <w:rFonts w:ascii="Times New Roman" w:hAnsi="Times New Roman" w:cs="Times New Roman"/>
-        </w:rPr>
-        <w:t xml:space="preserve">    C. Hà Nội         D. Huế</w:t>
-      </w:r>
-    </w:p>
-    <w:p>
-      <w:pPr>
+      </w:pPr>
+      <w:r>
+        <w:rPr>
+          <w:rFonts w:ascii="Times New Roman" w:hAnsi="Times New Roman"/>
+          <w:b w:val="0"/>
+          <w:i w:val="0"/>
+          <w:sz w:val="24"/>
+          <w:rFonts w:ascii="Times New Roman" w:hAnsi="Times New Roman" w:cs="Times New Roman"/>
+        </w:rPr>
+        <w:tab/>
+        <w:t>A. TP. Hồ Chí Minh</w:t>
+        <w:tab/>
+        <w:t>B. Đà Nẵng</w:t>
+      </w:r>
+    </w:p>
+    <w:p>
+      <w:pPr>
+        <w:tabs>
+          <w:tab w:pos="360" w:val="left"/>
+          <w:tab w:pos="5112" w:val="left"/>
+        </w:tabs>
+        <w:spacing w:before="0" w:after="50" w:line="276" w:lineRule="auto"/>
+      </w:pPr>
+      <w:r>
+        <w:rPr>
+          <w:rFonts w:ascii="Times New Roman" w:hAnsi="Times New Roman"/>
+          <w:b w:val="0"/>
+          <w:i w:val="0"/>
+          <w:sz w:val="24"/>
+          <w:rFonts w:ascii="Times New Roman" w:hAnsi="Times New Roman" w:cs="Times New Roman"/>
+        </w:rPr>
+        <w:tab/>
+        <w:t>C. Hà Nội</w:t>
+        <w:tab/>
+        <w:t>D. Huế</w:t>
+      </w:r>
+    </w:p>
+    <w:p>
+      <w:pPr>
+        <w:keepNext/>
         <w:spacing w:before="80" w:after="40" w:line="276" w:lineRule="auto"/>
         <w:jc w:val="left"/>
       </w:pPr>
@@ -3132,38 +3818,74 @@
     </w:p>
     <w:p>
       <w:pPr>
+        <w:keepNext/>
         <w:spacing w:before="0" w:after="20" w:line="276" w:lineRule="auto"/>
-        <w:jc w:val="left"/>
-      </w:pPr>
-      <w:r>
-        <w:rPr>
-          <w:rFonts w:ascii="Times New Roman" w:hAnsi="Times New Roman"/>
-          <w:b w:val="0"/>
-          <w:i w:val="0"/>
-          <w:sz w:val="24"/>
-          <w:rFonts w:ascii="Times New Roman" w:hAnsi="Times New Roman" w:cs="Times New Roman"/>
-        </w:rPr>
-        <w:t xml:space="preserve">    A. Gõ từng chữ một         B. Đặt cụm từ trong dấu ngoặc kép " "</w:t>
-      </w:r>
-    </w:p>
-    <w:p>
-      <w:pPr>
-        <w:spacing w:before="0" w:after="40" w:line="276" w:lineRule="auto"/>
-        <w:jc w:val="left"/>
-      </w:pPr>
-      <w:r>
-        <w:rPr>
-          <w:rFonts w:ascii="Times New Roman" w:hAnsi="Times New Roman"/>
-          <w:b w:val="0"/>
-          <w:i w:val="0"/>
-          <w:sz w:val="24"/>
-          <w:rFonts w:ascii="Times New Roman" w:hAnsi="Times New Roman" w:cs="Times New Roman"/>
-        </w:rPr>
-        <w:t xml:space="preserve">    C. Gõ bằng chữ hoa         D. Bấm Enter nhiều lần</w:t>
-      </w:r>
-    </w:p>
-    <w:p>
-      <w:pPr>
+        <w:ind w:left="360"/>
+      </w:pPr>
+      <w:r>
+        <w:rPr>
+          <w:rFonts w:ascii="Times New Roman" w:hAnsi="Times New Roman"/>
+          <w:b w:val="0"/>
+          <w:i w:val="0"/>
+          <w:sz w:val="24"/>
+          <w:rFonts w:ascii="Times New Roman" w:hAnsi="Times New Roman" w:cs="Times New Roman"/>
+        </w:rPr>
+        <w:t>A. Gõ từng chữ một</w:t>
+      </w:r>
+    </w:p>
+    <w:p>
+      <w:pPr>
+        <w:keepNext/>
+        <w:spacing w:before="0" w:after="20" w:line="276" w:lineRule="auto"/>
+        <w:ind w:left="360"/>
+      </w:pPr>
+      <w:r>
+        <w:rPr>
+          <w:rFonts w:ascii="Times New Roman" w:hAnsi="Times New Roman"/>
+          <w:b w:val="0"/>
+          <w:i w:val="0"/>
+          <w:sz w:val="24"/>
+          <w:rFonts w:ascii="Times New Roman" w:hAnsi="Times New Roman" w:cs="Times New Roman"/>
+        </w:rPr>
+        <w:t>B. Đặt cụm từ trong dấu ngoặc kép " "</w:t>
+      </w:r>
+    </w:p>
+    <w:p>
+      <w:pPr>
+        <w:keepNext/>
+        <w:spacing w:before="0" w:after="20" w:line="276" w:lineRule="auto"/>
+        <w:ind w:left="360"/>
+      </w:pPr>
+      <w:r>
+        <w:rPr>
+          <w:rFonts w:ascii="Times New Roman" w:hAnsi="Times New Roman"/>
+          <w:b w:val="0"/>
+          <w:i w:val="0"/>
+          <w:sz w:val="24"/>
+          <w:rFonts w:ascii="Times New Roman" w:hAnsi="Times New Roman" w:cs="Times New Roman"/>
+        </w:rPr>
+        <w:t>C. Gõ bằng chữ hoa</w:t>
+      </w:r>
+    </w:p>
+    <w:p>
+      <w:pPr>
+        <w:spacing w:before="0" w:after="50" w:line="276" w:lineRule="auto"/>
+        <w:ind w:left="360"/>
+      </w:pPr>
+      <w:r>
+        <w:rPr>
+          <w:rFonts w:ascii="Times New Roman" w:hAnsi="Times New Roman"/>
+          <w:b w:val="0"/>
+          <w:i w:val="0"/>
+          <w:sz w:val="24"/>
+          <w:rFonts w:ascii="Times New Roman" w:hAnsi="Times New Roman" w:cs="Times New Roman"/>
+        </w:rPr>
+        <w:t>D. Bấm Enter nhiều lần</w:t>
+      </w:r>
+    </w:p>
+    <w:p>
+      <w:pPr>
+        <w:keepNext/>
         <w:spacing w:before="80" w:after="40" w:line="276" w:lineRule="auto"/>
         <w:jc w:val="left"/>
       </w:pPr>
@@ -3180,38 +3902,74 @@
     </w:p>
     <w:p>
       <w:pPr>
+        <w:keepNext/>
         <w:spacing w:before="0" w:after="20" w:line="276" w:lineRule="auto"/>
-        <w:jc w:val="left"/>
-      </w:pPr>
-      <w:r>
-        <w:rPr>
-          <w:rFonts w:ascii="Times New Roman" w:hAnsi="Times New Roman"/>
-          <w:b w:val="0"/>
-          <w:i w:val="0"/>
-          <w:sz w:val="24"/>
-          <w:rFonts w:ascii="Times New Roman" w:hAnsi="Times New Roman" w:cs="Times New Roman"/>
-        </w:rPr>
-        <w:t xml:space="preserve">    A. Chỉ có hình ảnh         B. Tiêu đề trang web, mô tả ngắn và đường liên kết</w:t>
-      </w:r>
-    </w:p>
-    <w:p>
-      <w:pPr>
-        <w:spacing w:before="0" w:after="40" w:line="276" w:lineRule="auto"/>
-        <w:jc w:val="left"/>
-      </w:pPr>
-      <w:r>
-        <w:rPr>
-          <w:rFonts w:ascii="Times New Roman" w:hAnsi="Times New Roman"/>
-          <w:b w:val="0"/>
-          <w:i w:val="0"/>
-          <w:sz w:val="24"/>
-          <w:rFonts w:ascii="Times New Roman" w:hAnsi="Times New Roman" w:cs="Times New Roman"/>
-        </w:rPr>
-        <w:t xml:space="preserve">    C. Chỉ có video         D. Chỉ có số liệu</w:t>
-      </w:r>
-    </w:p>
-    <w:p>
-      <w:pPr>
+        <w:ind w:left="360"/>
+      </w:pPr>
+      <w:r>
+        <w:rPr>
+          <w:rFonts w:ascii="Times New Roman" w:hAnsi="Times New Roman"/>
+          <w:b w:val="0"/>
+          <w:i w:val="0"/>
+          <w:sz w:val="24"/>
+          <w:rFonts w:ascii="Times New Roman" w:hAnsi="Times New Roman" w:cs="Times New Roman"/>
+        </w:rPr>
+        <w:t>A. Chỉ có hình ảnh</w:t>
+      </w:r>
+    </w:p>
+    <w:p>
+      <w:pPr>
+        <w:keepNext/>
+        <w:spacing w:before="0" w:after="20" w:line="276" w:lineRule="auto"/>
+        <w:ind w:left="360"/>
+      </w:pPr>
+      <w:r>
+        <w:rPr>
+          <w:rFonts w:ascii="Times New Roman" w:hAnsi="Times New Roman"/>
+          <w:b w:val="0"/>
+          <w:i w:val="0"/>
+          <w:sz w:val="24"/>
+          <w:rFonts w:ascii="Times New Roman" w:hAnsi="Times New Roman" w:cs="Times New Roman"/>
+        </w:rPr>
+        <w:t>B. Tiêu đề trang web, mô tả ngắn và đường liên kết</w:t>
+      </w:r>
+    </w:p>
+    <w:p>
+      <w:pPr>
+        <w:keepNext/>
+        <w:spacing w:before="0" w:after="20" w:line="276" w:lineRule="auto"/>
+        <w:ind w:left="360"/>
+      </w:pPr>
+      <w:r>
+        <w:rPr>
+          <w:rFonts w:ascii="Times New Roman" w:hAnsi="Times New Roman"/>
+          <w:b w:val="0"/>
+          <w:i w:val="0"/>
+          <w:sz w:val="24"/>
+          <w:rFonts w:ascii="Times New Roman" w:hAnsi="Times New Roman" w:cs="Times New Roman"/>
+        </w:rPr>
+        <w:t>C. Chỉ có video</w:t>
+      </w:r>
+    </w:p>
+    <w:p>
+      <w:pPr>
+        <w:spacing w:before="0" w:after="50" w:line="276" w:lineRule="auto"/>
+        <w:ind w:left="360"/>
+      </w:pPr>
+      <w:r>
+        <w:rPr>
+          <w:rFonts w:ascii="Times New Roman" w:hAnsi="Times New Roman"/>
+          <w:b w:val="0"/>
+          <w:i w:val="0"/>
+          <w:sz w:val="24"/>
+          <w:rFonts w:ascii="Times New Roman" w:hAnsi="Times New Roman" w:cs="Times New Roman"/>
+        </w:rPr>
+        <w:t>D. Chỉ có số liệu</w:t>
+      </w:r>
+    </w:p>
+    <w:p>
+      <w:pPr>
+        <w:keepNext/>
         <w:spacing w:before="80" w:after="40" w:line="276" w:lineRule="auto"/>
         <w:jc w:val="left"/>
       </w:pPr>
@@ -3228,38 +3986,52 @@
     </w:p>
     <w:p>
       <w:pPr>
+        <w:keepNext/>
+        <w:tabs>
+          <w:tab w:pos="360" w:val="left"/>
+          <w:tab w:pos="5112" w:val="left"/>
+        </w:tabs>
         <w:spacing w:before="0" w:after="20" w:line="276" w:lineRule="auto"/>
-        <w:jc w:val="left"/>
-      </w:pPr>
-      <w:r>
-        <w:rPr>
-          <w:rFonts w:ascii="Times New Roman" w:hAnsi="Times New Roman"/>
-          <w:b w:val="0"/>
-          <w:i w:val="0"/>
-          <w:sz w:val="24"/>
-          <w:rFonts w:ascii="Times New Roman" w:hAnsi="Times New Roman" w:cs="Times New Roman"/>
-        </w:rPr>
-        <w:t xml:space="preserve">    A. 'Game hay nhất 2026'         B. 'Động vật quý hiếm Việt Nam'</w:t>
-      </w:r>
-    </w:p>
-    <w:p>
-      <w:pPr>
-        <w:spacing w:before="0" w:after="40" w:line="276" w:lineRule="auto"/>
-        <w:jc w:val="left"/>
-      </w:pPr>
-      <w:r>
-        <w:rPr>
-          <w:rFonts w:ascii="Times New Roman" w:hAnsi="Times New Roman"/>
-          <w:b w:val="0"/>
-          <w:i w:val="0"/>
-          <w:sz w:val="24"/>
-          <w:rFonts w:ascii="Times New Roman" w:hAnsi="Times New Roman" w:cs="Times New Roman"/>
-        </w:rPr>
-        <w:t xml:space="preserve">    C. 'Thời tiết hôm nay'         D. 'Công thức nấu phở'</w:t>
-      </w:r>
-    </w:p>
-    <w:p>
-      <w:pPr>
+      </w:pPr>
+      <w:r>
+        <w:rPr>
+          <w:rFonts w:ascii="Times New Roman" w:hAnsi="Times New Roman"/>
+          <w:b w:val="0"/>
+          <w:i w:val="0"/>
+          <w:sz w:val="24"/>
+          <w:rFonts w:ascii="Times New Roman" w:hAnsi="Times New Roman" w:cs="Times New Roman"/>
+        </w:rPr>
+        <w:tab/>
+        <w:t>A. 'Game hay nhất 2026'</w:t>
+        <w:tab/>
+        <w:t>B. 'Động vật quý hiếm Việt Nam'</w:t>
+      </w:r>
+    </w:p>
+    <w:p>
+      <w:pPr>
+        <w:tabs>
+          <w:tab w:pos="360" w:val="left"/>
+          <w:tab w:pos="5112" w:val="left"/>
+        </w:tabs>
+        <w:spacing w:before="0" w:after="50" w:line="276" w:lineRule="auto"/>
+      </w:pPr>
+      <w:r>
+        <w:rPr>
+          <w:rFonts w:ascii="Times New Roman" w:hAnsi="Times New Roman"/>
+          <w:b w:val="0"/>
+          <w:i w:val="0"/>
+          <w:sz w:val="24"/>
+          <w:rFonts w:ascii="Times New Roman" w:hAnsi="Times New Roman" w:cs="Times New Roman"/>
+        </w:rPr>
+        <w:tab/>
+        <w:t>C. 'Thời tiết hôm nay'</w:t>
+        <w:tab/>
+        <w:t>D. 'Công thức nấu phở'</w:t>
+      </w:r>
+    </w:p>
+    <w:p>
+      <w:pPr>
+        <w:keepNext/>
         <w:spacing w:before="80" w:after="40" w:line="276" w:lineRule="auto"/>
         <w:jc w:val="left"/>
       </w:pPr>
@@ -3276,38 +4048,74 @@
     </w:p>
     <w:p>
       <w:pPr>
+        <w:keepNext/>
         <w:spacing w:before="0" w:after="20" w:line="276" w:lineRule="auto"/>
-        <w:jc w:val="left"/>
-      </w:pPr>
-      <w:r>
-        <w:rPr>
-          <w:rFonts w:ascii="Times New Roman" w:hAnsi="Times New Roman"/>
-          <w:b w:val="0"/>
-          <w:i w:val="0"/>
-          <w:sz w:val="24"/>
-          <w:rFonts w:ascii="Times New Roman" w:hAnsi="Times New Roman" w:cs="Times New Roman"/>
-        </w:rPr>
-        <w:t xml:space="preserve">    A. Trang web lạ, không rõ tác giả         B. Nguồn uy tín như Wikipedia, báo chính thống, trang .edu</w:t>
-      </w:r>
-    </w:p>
-    <w:p>
-      <w:pPr>
-        <w:spacing w:before="0" w:after="40" w:line="276" w:lineRule="auto"/>
-        <w:jc w:val="left"/>
-      </w:pPr>
-      <w:r>
-        <w:rPr>
-          <w:rFonts w:ascii="Times New Roman" w:hAnsi="Times New Roman"/>
-          <w:b w:val="0"/>
-          <w:i w:val="0"/>
-          <w:sz w:val="24"/>
-          <w:rFonts w:ascii="Times New Roman" w:hAnsi="Times New Roman" w:cs="Times New Roman"/>
-        </w:rPr>
-        <w:t xml:space="preserve">    C. Trang có nhiều quảng cáo nhấp nháy         D. Trang yêu cầu tải phần mềm lạ</w:t>
-      </w:r>
-    </w:p>
-    <w:p>
-      <w:pPr>
+        <w:ind w:left="360"/>
+      </w:pPr>
+      <w:r>
+        <w:rPr>
+          <w:rFonts w:ascii="Times New Roman" w:hAnsi="Times New Roman"/>
+          <w:b w:val="0"/>
+          <w:i w:val="0"/>
+          <w:sz w:val="24"/>
+          <w:rFonts w:ascii="Times New Roman" w:hAnsi="Times New Roman" w:cs="Times New Roman"/>
+        </w:rPr>
+        <w:t>A. Trang web lạ, không rõ tác giả</w:t>
+      </w:r>
+    </w:p>
+    <w:p>
+      <w:pPr>
+        <w:keepNext/>
+        <w:spacing w:before="0" w:after="20" w:line="276" w:lineRule="auto"/>
+        <w:ind w:left="360"/>
+      </w:pPr>
+      <w:r>
+        <w:rPr>
+          <w:rFonts w:ascii="Times New Roman" w:hAnsi="Times New Roman"/>
+          <w:b w:val="0"/>
+          <w:i w:val="0"/>
+          <w:sz w:val="24"/>
+          <w:rFonts w:ascii="Times New Roman" w:hAnsi="Times New Roman" w:cs="Times New Roman"/>
+        </w:rPr>
+        <w:t>B. Nguồn uy tín như Wikipedia, báo chính thống, trang .edu</w:t>
+      </w:r>
+    </w:p>
+    <w:p>
+      <w:pPr>
+        <w:keepNext/>
+        <w:spacing w:before="0" w:after="20" w:line="276" w:lineRule="auto"/>
+        <w:ind w:left="360"/>
+      </w:pPr>
+      <w:r>
+        <w:rPr>
+          <w:rFonts w:ascii="Times New Roman" w:hAnsi="Times New Roman"/>
+          <w:b w:val="0"/>
+          <w:i w:val="0"/>
+          <w:sz w:val="24"/>
+          <w:rFonts w:ascii="Times New Roman" w:hAnsi="Times New Roman" w:cs="Times New Roman"/>
+        </w:rPr>
+        <w:t>C. Trang có nhiều quảng cáo nhấp nháy</w:t>
+      </w:r>
+    </w:p>
+    <w:p>
+      <w:pPr>
+        <w:spacing w:before="0" w:after="50" w:line="276" w:lineRule="auto"/>
+        <w:ind w:left="360"/>
+      </w:pPr>
+      <w:r>
+        <w:rPr>
+          <w:rFonts w:ascii="Times New Roman" w:hAnsi="Times New Roman"/>
+          <w:b w:val="0"/>
+          <w:i w:val="0"/>
+          <w:sz w:val="24"/>
+          <w:rFonts w:ascii="Times New Roman" w:hAnsi="Times New Roman" w:cs="Times New Roman"/>
+        </w:rPr>
+        <w:t>D. Trang yêu cầu tải phần mềm lạ</w:t>
+      </w:r>
+    </w:p>
+    <w:p>
+      <w:pPr>
+        <w:keepNext/>
         <w:spacing w:before="80" w:after="40" w:line="276" w:lineRule="auto"/>
         <w:jc w:val="left"/>
       </w:pPr>
@@ -3324,38 +4132,74 @@
     </w:p>
     <w:p>
       <w:pPr>
+        <w:keepNext/>
         <w:spacing w:before="0" w:after="20" w:line="276" w:lineRule="auto"/>
-        <w:jc w:val="left"/>
-      </w:pPr>
-      <w:r>
-        <w:rPr>
-          <w:rFonts w:ascii="Times New Roman" w:hAnsi="Times New Roman"/>
-          <w:b w:val="0"/>
-          <w:i w:val="0"/>
-          <w:sz w:val="24"/>
-          <w:rFonts w:ascii="Times New Roman" w:hAnsi="Times New Roman" w:cs="Times New Roman"/>
-        </w:rPr>
-        <w:t xml:space="preserve">    A. Google Maps         B. Google Images (Tìm kiếm hình ảnh)</w:t>
-      </w:r>
-    </w:p>
-    <w:p>
-      <w:pPr>
-        <w:spacing w:before="0" w:after="40" w:line="276" w:lineRule="auto"/>
-        <w:jc w:val="left"/>
-      </w:pPr>
-      <w:r>
-        <w:rPr>
-          <w:rFonts w:ascii="Times New Roman" w:hAnsi="Times New Roman"/>
-          <w:b w:val="0"/>
-          <w:i w:val="0"/>
-          <w:sz w:val="24"/>
-          <w:rFonts w:ascii="Times New Roman" w:hAnsi="Times New Roman" w:cs="Times New Roman"/>
-        </w:rPr>
-        <w:t xml:space="preserve">    C. Google Drive         D. Google Mail</w:t>
-      </w:r>
-    </w:p>
-    <w:p>
-      <w:pPr>
+        <w:ind w:left="360"/>
+      </w:pPr>
+      <w:r>
+        <w:rPr>
+          <w:rFonts w:ascii="Times New Roman" w:hAnsi="Times New Roman"/>
+          <w:b w:val="0"/>
+          <w:i w:val="0"/>
+          <w:sz w:val="24"/>
+          <w:rFonts w:ascii="Times New Roman" w:hAnsi="Times New Roman" w:cs="Times New Roman"/>
+        </w:rPr>
+        <w:t>A. Google Maps</w:t>
+      </w:r>
+    </w:p>
+    <w:p>
+      <w:pPr>
+        <w:keepNext/>
+        <w:spacing w:before="0" w:after="20" w:line="276" w:lineRule="auto"/>
+        <w:ind w:left="360"/>
+      </w:pPr>
+      <w:r>
+        <w:rPr>
+          <w:rFonts w:ascii="Times New Roman" w:hAnsi="Times New Roman"/>
+          <w:b w:val="0"/>
+          <w:i w:val="0"/>
+          <w:sz w:val="24"/>
+          <w:rFonts w:ascii="Times New Roman" w:hAnsi="Times New Roman" w:cs="Times New Roman"/>
+        </w:rPr>
+        <w:t>B. Google Images (Tìm kiếm hình ảnh)</w:t>
+      </w:r>
+    </w:p>
+    <w:p>
+      <w:pPr>
+        <w:keepNext/>
+        <w:spacing w:before="0" w:after="20" w:line="276" w:lineRule="auto"/>
+        <w:ind w:left="360"/>
+      </w:pPr>
+      <w:r>
+        <w:rPr>
+          <w:rFonts w:ascii="Times New Roman" w:hAnsi="Times New Roman"/>
+          <w:b w:val="0"/>
+          <w:i w:val="0"/>
+          <w:sz w:val="24"/>
+          <w:rFonts w:ascii="Times New Roman" w:hAnsi="Times New Roman" w:cs="Times New Roman"/>
+        </w:rPr>
+        <w:t>C. Google Drive</w:t>
+      </w:r>
+    </w:p>
+    <w:p>
+      <w:pPr>
+        <w:spacing w:before="0" w:after="50" w:line="276" w:lineRule="auto"/>
+        <w:ind w:left="360"/>
+      </w:pPr>
+      <w:r>
+        <w:rPr>
+          <w:rFonts w:ascii="Times New Roman" w:hAnsi="Times New Roman"/>
+          <w:b w:val="0"/>
+          <w:i w:val="0"/>
+          <w:sz w:val="24"/>
+          <w:rFonts w:ascii="Times New Roman" w:hAnsi="Times New Roman" w:cs="Times New Roman"/>
+        </w:rPr>
+        <w:t>D. Google Mail</w:t>
+      </w:r>
+    </w:p>
+    <w:p>
+      <w:pPr>
+        <w:keepNext/>
         <w:spacing w:before="80" w:after="40" w:line="276" w:lineRule="auto"/>
         <w:jc w:val="left"/>
       </w:pPr>
@@ -3372,38 +4216,74 @@
     </w:p>
     <w:p>
       <w:pPr>
+        <w:keepNext/>
         <w:spacing w:before="0" w:after="20" w:line="276" w:lineRule="auto"/>
-        <w:jc w:val="left"/>
-      </w:pPr>
-      <w:r>
-        <w:rPr>
-          <w:rFonts w:ascii="Times New Roman" w:hAnsi="Times New Roman"/>
-          <w:b w:val="0"/>
-          <w:i w:val="0"/>
-          <w:sz w:val="24"/>
-          <w:rFonts w:ascii="Times New Roman" w:hAnsi="Times New Roman" w:cs="Times New Roman"/>
-        </w:rPr>
-        <w:t xml:space="preserve">    A. Để mất thời gian         B. Để chắc chắn thông tin chính xác và đáng tin cậy</w:t>
-      </w:r>
-    </w:p>
-    <w:p>
-      <w:pPr>
-        <w:spacing w:before="0" w:after="40" w:line="276" w:lineRule="auto"/>
-        <w:jc w:val="left"/>
-      </w:pPr>
-      <w:r>
-        <w:rPr>
-          <w:rFonts w:ascii="Times New Roman" w:hAnsi="Times New Roman"/>
-          <w:b w:val="0"/>
-          <w:i w:val="0"/>
-          <w:sz w:val="24"/>
-          <w:rFonts w:ascii="Times New Roman" w:hAnsi="Times New Roman" w:cs="Times New Roman"/>
-        </w:rPr>
-        <w:t xml:space="preserve">    C. Để máy tính chạy nhanh hơn         D. Để có nhiều trang web hơn</w:t>
-      </w:r>
-    </w:p>
-    <w:p>
-      <w:pPr>
+        <w:ind w:left="360"/>
+      </w:pPr>
+      <w:r>
+        <w:rPr>
+          <w:rFonts w:ascii="Times New Roman" w:hAnsi="Times New Roman"/>
+          <w:b w:val="0"/>
+          <w:i w:val="0"/>
+          <w:sz w:val="24"/>
+          <w:rFonts w:ascii="Times New Roman" w:hAnsi="Times New Roman" w:cs="Times New Roman"/>
+        </w:rPr>
+        <w:t>A. Để mất thời gian</w:t>
+      </w:r>
+    </w:p>
+    <w:p>
+      <w:pPr>
+        <w:keepNext/>
+        <w:spacing w:before="0" w:after="20" w:line="276" w:lineRule="auto"/>
+        <w:ind w:left="360"/>
+      </w:pPr>
+      <w:r>
+        <w:rPr>
+          <w:rFonts w:ascii="Times New Roman" w:hAnsi="Times New Roman"/>
+          <w:b w:val="0"/>
+          <w:i w:val="0"/>
+          <w:sz w:val="24"/>
+          <w:rFonts w:ascii="Times New Roman" w:hAnsi="Times New Roman" w:cs="Times New Roman"/>
+        </w:rPr>
+        <w:t>B. Để chắc chắn thông tin chính xác và đáng tin cậy</w:t>
+      </w:r>
+    </w:p>
+    <w:p>
+      <w:pPr>
+        <w:keepNext/>
+        <w:spacing w:before="0" w:after="20" w:line="276" w:lineRule="auto"/>
+        <w:ind w:left="360"/>
+      </w:pPr>
+      <w:r>
+        <w:rPr>
+          <w:rFonts w:ascii="Times New Roman" w:hAnsi="Times New Roman"/>
+          <w:b w:val="0"/>
+          <w:i w:val="0"/>
+          <w:sz w:val="24"/>
+          <w:rFonts w:ascii="Times New Roman" w:hAnsi="Times New Roman" w:cs="Times New Roman"/>
+        </w:rPr>
+        <w:t>C. Để máy tính chạy nhanh hơn</w:t>
+      </w:r>
+    </w:p>
+    <w:p>
+      <w:pPr>
+        <w:spacing w:before="0" w:after="50" w:line="276" w:lineRule="auto"/>
+        <w:ind w:left="360"/>
+      </w:pPr>
+      <w:r>
+        <w:rPr>
+          <w:rFonts w:ascii="Times New Roman" w:hAnsi="Times New Roman"/>
+          <w:b w:val="0"/>
+          <w:i w:val="0"/>
+          <w:sz w:val="24"/>
+          <w:rFonts w:ascii="Times New Roman" w:hAnsi="Times New Roman" w:cs="Times New Roman"/>
+        </w:rPr>
+        <w:t>D. Để có nhiều trang web hơn</w:t>
+      </w:r>
+    </w:p>
+    <w:p>
+      <w:pPr>
+        <w:keepNext/>
         <w:spacing w:before="80" w:after="40" w:line="276" w:lineRule="auto"/>
         <w:jc w:val="left"/>
       </w:pPr>
@@ -3420,34 +4300,69 @@
     </w:p>
     <w:p>
       <w:pPr>
+        <w:keepNext/>
         <w:spacing w:before="0" w:after="20" w:line="276" w:lineRule="auto"/>
-        <w:jc w:val="left"/>
-      </w:pPr>
-      <w:r>
-        <w:rPr>
-          <w:rFonts w:ascii="Times New Roman" w:hAnsi="Times New Roman"/>
-          <w:b w:val="0"/>
-          <w:i w:val="0"/>
-          <w:sz w:val="24"/>
-          <w:rFonts w:ascii="Times New Roman" w:hAnsi="Times New Roman" w:cs="Times New Roman"/>
-        </w:rPr>
-        <w:t xml:space="preserve">    A. Nhập ngay mọi thông tin         B. Hỏi ý kiến thầy cô hoặc phụ huynh trước khi nhập</w:t>
-      </w:r>
-    </w:p>
-    <w:p>
-      <w:pPr>
-        <w:spacing w:before="0" w:after="40" w:line="276" w:lineRule="auto"/>
-        <w:jc w:val="left"/>
-      </w:pPr>
-      <w:r>
-        <w:rPr>
-          <w:rFonts w:ascii="Times New Roman" w:hAnsi="Times New Roman"/>
-          <w:b w:val="0"/>
-          <w:i w:val="0"/>
-          <w:sz w:val="24"/>
-          <w:rFonts w:ascii="Times New Roman" w:hAnsi="Times New Roman" w:cs="Times New Roman"/>
-        </w:rPr>
-        <w:t xml:space="preserve">    C. Tắt máy tính         D. Chia sẻ link cho bạn bè cùng nhập</w:t>
+        <w:ind w:left="360"/>
+      </w:pPr>
+      <w:r>
+        <w:rPr>
+          <w:rFonts w:ascii="Times New Roman" w:hAnsi="Times New Roman"/>
+          <w:b w:val="0"/>
+          <w:i w:val="0"/>
+          <w:sz w:val="24"/>
+          <w:rFonts w:ascii="Times New Roman" w:hAnsi="Times New Roman" w:cs="Times New Roman"/>
+        </w:rPr>
+        <w:t>A. Nhập ngay mọi thông tin</w:t>
+      </w:r>
+    </w:p>
+    <w:p>
+      <w:pPr>
+        <w:keepNext/>
+        <w:spacing w:before="0" w:after="20" w:line="276" w:lineRule="auto"/>
+        <w:ind w:left="360"/>
+      </w:pPr>
+      <w:r>
+        <w:rPr>
+          <w:rFonts w:ascii="Times New Roman" w:hAnsi="Times New Roman"/>
+          <w:b w:val="0"/>
+          <w:i w:val="0"/>
+          <w:sz w:val="24"/>
+          <w:rFonts w:ascii="Times New Roman" w:hAnsi="Times New Roman" w:cs="Times New Roman"/>
+        </w:rPr>
+        <w:t>B. Hỏi ý kiến thầy cô hoặc phụ huynh trước khi nhập</w:t>
+      </w:r>
+    </w:p>
+    <w:p>
+      <w:pPr>
+        <w:keepNext/>
+        <w:spacing w:before="0" w:after="20" w:line="276" w:lineRule="auto"/>
+        <w:ind w:left="360"/>
+      </w:pPr>
+      <w:r>
+        <w:rPr>
+          <w:rFonts w:ascii="Times New Roman" w:hAnsi="Times New Roman"/>
+          <w:b w:val="0"/>
+          <w:i w:val="0"/>
+          <w:sz w:val="24"/>
+          <w:rFonts w:ascii="Times New Roman" w:hAnsi="Times New Roman" w:cs="Times New Roman"/>
+        </w:rPr>
+        <w:t>C. Tắt máy tính</w:t>
+      </w:r>
+    </w:p>
+    <w:p>
+      <w:pPr>
+        <w:spacing w:before="0" w:after="50" w:line="276" w:lineRule="auto"/>
+        <w:ind w:left="360"/>
+      </w:pPr>
+      <w:r>
+        <w:rPr>
+          <w:rFonts w:ascii="Times New Roman" w:hAnsi="Times New Roman"/>
+          <w:b w:val="0"/>
+          <w:i w:val="0"/>
+          <w:sz w:val="24"/>
+          <w:rFonts w:ascii="Times New Roman" w:hAnsi="Times New Roman" w:cs="Times New Roman"/>
+        </w:rPr>
+        <w:t>D. Chia sẻ link cho bạn bè cùng nhập</w:t>
       </w:r>
     </w:p>
     <w:p>
